--- a/Agile-Scrum_[NguyenTuanDat]_De06.docx
+++ b/Agile-Scrum_[NguyenTuanDat]_De06.docx
@@ -769,16 +769,7 @@
                 <w:sz w:val="24"/>
                 <w:szCs w:val="24"/>
               </w:rPr>
-              <w:t>Nhân</w:t>
-            </w:r>
-            <w:r>
-              <w:rPr>
-                <w:rFonts w:ascii="Times New Roman" w:eastAsia="Times New Roman" w:hAnsi="Times New Roman" w:cs="Times New Roman"/>
-                <w:sz w:val="24"/>
-                <w:szCs w:val="24"/>
-                <w:lang w:val="vi-VN"/>
-              </w:rPr>
-              <w:t xml:space="preserve"> viên tiếp tân</w:t>
+              <w:t>Quản lý nông trại</w:t>
             </w:r>
           </w:p>
         </w:tc>
@@ -816,16 +807,7 @@
                 <w:sz w:val="24"/>
                 <w:szCs w:val="24"/>
               </w:rPr>
-              <w:t>Quản</w:t>
-            </w:r>
-            <w:r>
-              <w:rPr>
-                <w:rFonts w:ascii="Times New Roman" w:eastAsia="Times New Roman" w:hAnsi="Times New Roman" w:cs="Times New Roman"/>
-                <w:sz w:val="24"/>
-                <w:szCs w:val="24"/>
-                <w:lang w:val="vi-VN"/>
-              </w:rPr>
-              <w:t xml:space="preserve"> lía công nhân</w:t>
+              <w:t>Quản lý công nhân và khu vườn</w:t>
             </w:r>
           </w:p>
         </w:tc>
@@ -899,16 +881,7 @@
                 <w:sz w:val="24"/>
                 <w:szCs w:val="24"/>
               </w:rPr>
-              <w:t>Là</w:t>
-            </w:r>
-            <w:r>
-              <w:rPr>
-                <w:rFonts w:ascii="Times New Roman" w:eastAsia="Times New Roman" w:hAnsi="Times New Roman" w:cs="Times New Roman"/>
-                <w:sz w:val="24"/>
-                <w:szCs w:val="24"/>
-                <w:lang w:val="vi-VN"/>
-              </w:rPr>
-              <w:t xml:space="preserve"> một người chăm sóc tôi muốn kiểm tra vả quản lí</w:t>
+              <w:t>Là quản lý nông trại, tôi muốn thêm thông tin công nhân mới vào hệ thống, để phân quyền và quản lý nhân sự hiệu quả.</w:t>
             </w:r>
           </w:p>
         </w:tc>
@@ -951,16 +924,7 @@
                 <w:sz w:val="24"/>
                 <w:szCs w:val="24"/>
               </w:rPr>
-              <w:t>Quản</w:t>
-            </w:r>
-            <w:r>
-              <w:rPr>
-                <w:rFonts w:ascii="Times New Roman" w:eastAsia="Times New Roman" w:hAnsi="Times New Roman" w:cs="Times New Roman"/>
-                <w:sz w:val="24"/>
-                <w:szCs w:val="24"/>
-                <w:lang w:val="vi-VN"/>
-              </w:rPr>
-              <w:t xml:space="preserve"> lí nông trại</w:t>
+              <w:t>Vận hành chăm sóc vườn</w:t>
             </w:r>
           </w:p>
         </w:tc>
@@ -998,16 +962,7 @@
                 <w:sz w:val="24"/>
                 <w:szCs w:val="24"/>
               </w:rPr>
-              <w:t>Tự</w:t>
-            </w:r>
-            <w:r>
-              <w:rPr>
-                <w:rFonts w:ascii="Times New Roman" w:eastAsia="Times New Roman" w:hAnsi="Times New Roman" w:cs="Times New Roman"/>
-                <w:sz w:val="24"/>
-                <w:szCs w:val="24"/>
-                <w:lang w:val="vi-VN"/>
-              </w:rPr>
-              <w:t xml:space="preserve"> động cập nhật điểm đánh giá</w:t>
+              <w:t>Theo dõi độ ẩm đất qua cảm biến</w:t>
             </w:r>
           </w:p>
         </w:tc>
@@ -1081,16 +1036,7 @@
                 <w:sz w:val="24"/>
                 <w:szCs w:val="24"/>
               </w:rPr>
-              <w:t>Giao</w:t>
-            </w:r>
-            <w:r>
-              <w:rPr>
-                <w:rFonts w:ascii="Times New Roman" w:eastAsia="Times New Roman" w:hAnsi="Times New Roman" w:cs="Times New Roman"/>
-                <w:sz w:val="24"/>
-                <w:szCs w:val="24"/>
-                <w:lang w:val="vi-VN"/>
-              </w:rPr>
-              <w:t xml:space="preserve"> dịch với người mua </w:t>
+              <w:t>Là kỹ sư nông nghiệp, tôi muốn xem dữ liệu độ ẩm đất cập nhật từ cảm biến, để kịp thời điều chỉnh kế hoạch tưới tiêu.</w:t>
             </w:r>
           </w:p>
         </w:tc>
@@ -1287,16 +1233,7 @@
                 <w:sz w:val="24"/>
                 <w:szCs w:val="24"/>
               </w:rPr>
-              <w:t>Nêu</w:t>
-            </w:r>
-            <w:r>
-              <w:rPr>
-                <w:rFonts w:ascii="Times New Roman" w:eastAsia="Times New Roman" w:hAnsi="Times New Roman" w:cs="Times New Roman"/>
-                <w:sz w:val="24"/>
-                <w:szCs w:val="24"/>
-                <w:lang w:val="vi-VN"/>
-              </w:rPr>
-              <w:t xml:space="preserve"> các lí do hợp lí về quy trình vận hành</w:t>
+              <w:t>Tiêu chí 1 (Độc lập)</w:t>
             </w:r>
           </w:p>
         </w:tc>
@@ -1334,25 +1271,23 @@
                 <w:sz w:val="24"/>
                 <w:szCs w:val="24"/>
               </w:rPr>
-              <w:t>Vì</w:t>
-            </w:r>
-            <w:r>
-              <w:rPr>
-                <w:rFonts w:ascii="Times New Roman" w:eastAsia="Times New Roman" w:hAnsi="Times New Roman" w:cs="Times New Roman"/>
-                <w:sz w:val="24"/>
-                <w:szCs w:val="24"/>
-                <w:lang w:val="vi-VN"/>
-              </w:rPr>
-              <w:t xml:space="preserve"> cần </w:t>
-            </w:r>
-            <w:r>
-              <w:rPr>
-                <w:rFonts w:ascii="Times New Roman" w:eastAsia="Times New Roman" w:hAnsi="Times New Roman" w:cs="Times New Roman"/>
-                <w:sz w:val="24"/>
-                <w:szCs w:val="24"/>
-                <w:lang w:val="vi-VN"/>
-              </w:rPr>
-              <w:t xml:space="preserve">sự phân công hợp lí với các quá trình làm việc </w:t>
+              <w:t xml:space="preserve">US-X </w:t>
+            </w:r>
+            <w:r>
+              <w:rPr>
+                <w:rFonts w:ascii="Times New Roman" w:eastAsia="Times New Roman" w:hAnsi="Times New Roman" w:cs="Times New Roman"/>
+                <w:sz w:val="24"/>
+                <w:szCs w:val="24"/>
+              </w:rPr>
+              <w:t>có</w:t>
+            </w:r>
+            <w:r>
+              <w:rPr>
+                <w:rFonts w:ascii="Times New Roman" w:eastAsia="Times New Roman" w:hAnsi="Times New Roman" w:cs="Times New Roman"/>
+                <w:sz w:val="24"/>
+                <w:szCs w:val="24"/>
+              </w:rPr>
+              <w:t xml:space="preserve"> quá nhiều tính năng (phân công công việc + theo dõi độ ẩm + tự động chấm điểm), gây phụ thuộc lẫn nhau và khó ước lượng, kiểm thử độc lập.</w:t>
             </w:r>
           </w:p>
         </w:tc>
@@ -1395,7 +1330,7 @@
                 <w:sz w:val="24"/>
                 <w:szCs w:val="24"/>
               </w:rPr>
-              <w:t>Theo</w:t>
+              <w:t>Tiêu chí 2 (Nhỏ gọn</w:t>
             </w:r>
             <w:r>
               <w:rPr>
@@ -1404,7 +1339,32 @@
                 <w:szCs w:val="24"/>
                 <w:lang w:val="vi-VN"/>
               </w:rPr>
-              <w:t xml:space="preserve"> dõi độ ẩm thấp </w:t>
+              <w:t xml:space="preserve"> </w:t>
+            </w:r>
+            <w:r>
+              <w:rPr>
+                <w:rFonts w:ascii="Times New Roman" w:eastAsia="Times New Roman" w:hAnsi="Times New Roman" w:cs="Times New Roman"/>
+                <w:sz w:val="24"/>
+                <w:szCs w:val="24"/>
+              </w:rPr>
+              <w:t xml:space="preserve">/ Có thể kiểm </w:t>
+            </w:r>
+            <w:r>
+              <w:rPr>
+                <w:rFonts w:ascii="Times New Roman" w:eastAsia="Times New Roman" w:hAnsi="Times New Roman" w:cs="Times New Roman"/>
+                <w:sz w:val="24"/>
+                <w:szCs w:val="24"/>
+              </w:rPr>
+              <w:t>thử</w:t>
+            </w:r>
+            <w:r>
+              <w:rPr>
+                <w:rFonts w:ascii="Times New Roman" w:eastAsia="Times New Roman" w:hAnsi="Times New Roman" w:cs="Times New Roman"/>
+                <w:sz w:val="24"/>
+                <w:szCs w:val="24"/>
+                <w:lang w:val="vi-VN"/>
+              </w:rPr>
+              <w:t>)</w:t>
             </w:r>
           </w:p>
         </w:tc>
@@ -1442,16 +1402,7 @@
                 <w:sz w:val="24"/>
                 <w:szCs w:val="24"/>
               </w:rPr>
-              <w:t>Chi</w:t>
-            </w:r>
-            <w:r>
-              <w:rPr>
-                <w:rFonts w:ascii="Times New Roman" w:eastAsia="Times New Roman" w:hAnsi="Times New Roman" w:cs="Times New Roman"/>
-                <w:sz w:val="24"/>
-                <w:szCs w:val="24"/>
-                <w:lang w:val="vi-VN"/>
-              </w:rPr>
-              <w:t xml:space="preserve"> phí nhân công quá thấp </w:t>
+              <w:t>US-X quá lớn, không thể hoàn thành trong một Sprint ngắn và phạm vi quá rộng khiến việc viết tiêu chí nghiệm thu cũng như kiểm thử trở nên phức tạp.</w:t>
             </w:r>
           </w:p>
         </w:tc>
@@ -1654,16 +1605,7 @@
                 <w:sz w:val="24"/>
                 <w:szCs w:val="24"/>
               </w:rPr>
-              <w:t>Nên</w:t>
-            </w:r>
-            <w:r>
-              <w:rPr>
-                <w:rFonts w:ascii="Times New Roman" w:eastAsia="Times New Roman" w:hAnsi="Times New Roman" w:cs="Times New Roman"/>
-                <w:sz w:val="24"/>
-                <w:szCs w:val="24"/>
-                <w:lang w:val="vi-VN"/>
-              </w:rPr>
-              <w:t xml:space="preserve"> đi theo cách thức bảo mật , sao lưu ý chính trong các công cụ người mua, đặc biệt là người săn sale</w:t>
+              <w:t>Là công nhân, tôi muốn xem danh sách phiếu công việc được phân công cho mình, để biết các công việc cần thực hiện.</w:t>
             </w:r>
           </w:p>
         </w:tc>
@@ -1742,16 +1684,7 @@
                 <w:sz w:val="24"/>
                 <w:szCs w:val="24"/>
               </w:rPr>
-              <w:t>Cần</w:t>
-            </w:r>
-            <w:r>
-              <w:rPr>
-                <w:rFonts w:ascii="Times New Roman" w:eastAsia="Times New Roman" w:hAnsi="Times New Roman" w:cs="Times New Roman"/>
-                <w:sz w:val="24"/>
-                <w:szCs w:val="24"/>
-                <w:lang w:val="vi-VN"/>
-              </w:rPr>
-              <w:t xml:space="preserve"> tăng cường giao hàng nhanh trong các khoản đặt hàng </w:t>
+              <w:t>Là công nhân, tôi muốn hệ thống tự động cập nhật điểm đánh giá sau khi hoàn thành công việc, để nắm bắt kết quả làm việc của mình.</w:t>
             </w:r>
           </w:p>
         </w:tc>
@@ -1800,6 +1733,7 @@
           <w:sz w:val="26"/>
           <w:szCs w:val="26"/>
         </w:rPr>
+        <w:lastRenderedPageBreak/>
         <w:t>3.3. Ưu tiên theo MoSCoW</w:t>
       </w:r>
     </w:p>
@@ -2013,12 +1947,21 @@
                 <w:between w:val="nil"/>
               </w:pBdr>
               <w:spacing w:line="276" w:lineRule="auto"/>
-              <w:rPr>
-                <w:rFonts w:ascii="Times New Roman" w:eastAsia="Times New Roman" w:hAnsi="Times New Roman" w:cs="Times New Roman"/>
-                <w:sz w:val="24"/>
-                <w:szCs w:val="24"/>
-              </w:rPr>
-            </w:pPr>
+              <w:jc w:val="center"/>
+              <w:rPr>
+                <w:rFonts w:ascii="Times New Roman" w:eastAsia="Times New Roman" w:hAnsi="Times New Roman" w:cs="Times New Roman"/>
+                <w:sz w:val="24"/>
+                <w:szCs w:val="24"/>
+              </w:rPr>
+            </w:pPr>
+            <w:r>
+              <w:rPr>
+                <w:rFonts w:ascii="Times New Roman" w:eastAsia="Times New Roman" w:hAnsi="Times New Roman" w:cs="Times New Roman"/>
+                <w:sz w:val="24"/>
+                <w:szCs w:val="24"/>
+              </w:rPr>
+              <w:t>Must Have</w:t>
+            </w:r>
           </w:p>
         </w:tc>
         <w:tc>
@@ -2046,8 +1989,34 @@
                 <w:rFonts w:ascii="Times New Roman" w:eastAsia="Times New Roman" w:hAnsi="Times New Roman" w:cs="Times New Roman"/>
                 <w:sz w:val="24"/>
                 <w:szCs w:val="24"/>
-              </w:rPr>
-            </w:pPr>
+                <w:lang w:val="vi-VN"/>
+              </w:rPr>
+            </w:pPr>
+            <w:r>
+              <w:rPr>
+                <w:rFonts w:ascii="Times New Roman" w:eastAsia="Times New Roman" w:hAnsi="Times New Roman" w:cs="Times New Roman"/>
+                <w:sz w:val="24"/>
+                <w:szCs w:val="24"/>
+              </w:rPr>
+              <w:t xml:space="preserve">Quản lý công nhân và khu vườn là nền tảng cốt lõi để bắt đầu vận hành hệ thống nhân sự và phân quyền tối thiểu cho </w:t>
+            </w:r>
+            <w:r>
+              <w:rPr>
+                <w:rFonts w:ascii="Times New Roman" w:eastAsia="Times New Roman" w:hAnsi="Times New Roman" w:cs="Times New Roman"/>
+                <w:sz w:val="24"/>
+                <w:szCs w:val="24"/>
+              </w:rPr>
+              <w:t>MVP</w:t>
+            </w:r>
+            <w:r>
+              <w:rPr>
+                <w:rFonts w:ascii="Times New Roman" w:eastAsia="Times New Roman" w:hAnsi="Times New Roman" w:cs="Times New Roman"/>
+                <w:sz w:val="24"/>
+                <w:szCs w:val="24"/>
+                <w:lang w:val="vi-VN"/>
+              </w:rPr>
+              <w:t>.</w:t>
+            </w:r>
           </w:p>
         </w:tc>
       </w:tr>
@@ -2087,7 +2056,6 @@
                 <w:sz w:val="24"/>
                 <w:szCs w:val="24"/>
               </w:rPr>
-              <w:lastRenderedPageBreak/>
               <w:t>US-02</w:t>
             </w:r>
           </w:p>
@@ -2113,12 +2081,21 @@
                 <w:between w:val="nil"/>
               </w:pBdr>
               <w:spacing w:line="276" w:lineRule="auto"/>
-              <w:rPr>
-                <w:rFonts w:ascii="Times New Roman" w:eastAsia="Times New Roman" w:hAnsi="Times New Roman" w:cs="Times New Roman"/>
-                <w:sz w:val="24"/>
-                <w:szCs w:val="24"/>
-              </w:rPr>
-            </w:pPr>
+              <w:jc w:val="center"/>
+              <w:rPr>
+                <w:rFonts w:ascii="Times New Roman" w:eastAsia="Times New Roman" w:hAnsi="Times New Roman" w:cs="Times New Roman"/>
+                <w:sz w:val="24"/>
+                <w:szCs w:val="24"/>
+              </w:rPr>
+            </w:pPr>
+            <w:r>
+              <w:rPr>
+                <w:rFonts w:ascii="Times New Roman" w:eastAsia="Times New Roman" w:hAnsi="Times New Roman" w:cs="Times New Roman"/>
+                <w:sz w:val="24"/>
+                <w:szCs w:val="24"/>
+              </w:rPr>
+              <w:t>Must Have</w:t>
+            </w:r>
           </w:p>
         </w:tc>
         <w:tc>
@@ -2148,6 +2125,14 @@
                 <w:szCs w:val="24"/>
               </w:rPr>
             </w:pPr>
+            <w:r>
+              <w:rPr>
+                <w:rFonts w:ascii="Times New Roman" w:eastAsia="Times New Roman" w:hAnsi="Times New Roman" w:cs="Times New Roman"/>
+                <w:sz w:val="24"/>
+                <w:szCs w:val="24"/>
+              </w:rPr>
+              <w:t>Giám sát độ ẩm đất qua cảm biến là tính năng cốt lõi của Release 1 (dành cho kỹ sư nông nghiệp), đảm bảo giá trị nghiệp vụ trọng tâm ngay từ giai đoạn đầu.</w:t>
+            </w:r>
           </w:p>
         </w:tc>
       </w:tr>
@@ -2454,8 +2439,59 @@
                 <w:rFonts w:ascii="Times New Roman" w:eastAsia="Times New Roman" w:hAnsi="Times New Roman" w:cs="Times New Roman"/>
                 <w:sz w:val="24"/>
                 <w:szCs w:val="24"/>
-              </w:rPr>
-            </w:pPr>
+                <w:lang w:val="vi-VN"/>
+              </w:rPr>
+            </w:pPr>
+            <w:r>
+              <w:rPr>
+                <w:rFonts w:ascii="Times New Roman" w:eastAsia="Times New Roman" w:hAnsi="Times New Roman" w:cs="Times New Roman"/>
+                <w:sz w:val="24"/>
+                <w:szCs w:val="24"/>
+              </w:rPr>
+              <w:t xml:space="preserve">Công nhân A đã đăng nhập vào ứng dụng và có phiếu công việc </w:t>
+            </w:r>
+            <w:r>
+              <w:rPr>
+                <w:rFonts w:ascii="Times New Roman" w:eastAsia="Times New Roman" w:hAnsi="Times New Roman" w:cs="Times New Roman"/>
+                <w:sz w:val="24"/>
+                <w:szCs w:val="24"/>
+              </w:rPr>
+              <w:t>CV</w:t>
+            </w:r>
+            <w:r>
+              <w:rPr>
+                <w:rFonts w:ascii="Times New Roman" w:eastAsia="Times New Roman" w:hAnsi="Times New Roman" w:cs="Times New Roman"/>
+                <w:sz w:val="24"/>
+                <w:szCs w:val="24"/>
+                <w:lang w:val="vi-VN"/>
+              </w:rPr>
+              <w:t>-</w:t>
+            </w:r>
+            <w:r>
+              <w:rPr>
+                <w:rFonts w:ascii="Times New Roman" w:eastAsia="Times New Roman" w:hAnsi="Times New Roman" w:cs="Times New Roman"/>
+                <w:sz w:val="24"/>
+                <w:szCs w:val="24"/>
+              </w:rPr>
+              <w:t xml:space="preserve">001 đang ở trạng thái hợp lệ được phân công riêng cho </w:t>
+            </w:r>
+            <w:r>
+              <w:rPr>
+                <w:rFonts w:ascii="Times New Roman" w:eastAsia="Times New Roman" w:hAnsi="Times New Roman" w:cs="Times New Roman"/>
+                <w:sz w:val="24"/>
+                <w:szCs w:val="24"/>
+              </w:rPr>
+              <w:t>A</w:t>
+            </w:r>
+            <w:r>
+              <w:rPr>
+                <w:rFonts w:ascii="Times New Roman" w:eastAsia="Times New Roman" w:hAnsi="Times New Roman" w:cs="Times New Roman"/>
+                <w:sz w:val="24"/>
+                <w:szCs w:val="24"/>
+                <w:lang w:val="vi-VN"/>
+              </w:rPr>
+              <w:t>.</w:t>
+            </w:r>
           </w:p>
         </w:tc>
         <w:tc>
@@ -2483,8 +2519,34 @@
                 <w:rFonts w:ascii="Times New Roman" w:eastAsia="Times New Roman" w:hAnsi="Times New Roman" w:cs="Times New Roman"/>
                 <w:sz w:val="24"/>
                 <w:szCs w:val="24"/>
-              </w:rPr>
-            </w:pPr>
+                <w:lang w:val="vi-VN"/>
+              </w:rPr>
+            </w:pPr>
+            <w:r>
+              <w:rPr>
+                <w:rFonts w:ascii="Times New Roman" w:eastAsia="Times New Roman" w:hAnsi="Times New Roman" w:cs="Times New Roman"/>
+                <w:sz w:val="24"/>
+                <w:szCs w:val="24"/>
+              </w:rPr>
+              <w:t>Công nhân A mở chi tiết phiếu công việc CV-</w:t>
+            </w:r>
+            <w:r>
+              <w:rPr>
+                <w:rFonts w:ascii="Times New Roman" w:eastAsia="Times New Roman" w:hAnsi="Times New Roman" w:cs="Times New Roman"/>
+                <w:sz w:val="24"/>
+                <w:szCs w:val="24"/>
+              </w:rPr>
+              <w:t>001</w:t>
+            </w:r>
+            <w:r>
+              <w:rPr>
+                <w:rFonts w:ascii="Times New Roman" w:eastAsia="Times New Roman" w:hAnsi="Times New Roman" w:cs="Times New Roman"/>
+                <w:sz w:val="24"/>
+                <w:szCs w:val="24"/>
+                <w:lang w:val="vi-VN"/>
+              </w:rPr>
+              <w:t>.</w:t>
+            </w:r>
           </w:p>
         </w:tc>
         <w:tc>
@@ -2512,8 +2574,59 @@
                 <w:rFonts w:ascii="Times New Roman" w:eastAsia="Times New Roman" w:hAnsi="Times New Roman" w:cs="Times New Roman"/>
                 <w:sz w:val="24"/>
                 <w:szCs w:val="24"/>
-              </w:rPr>
-            </w:pPr>
+                <w:lang w:val="vi-VN"/>
+              </w:rPr>
+            </w:pPr>
+            <w:r>
+              <w:rPr>
+                <w:rFonts w:ascii="Times New Roman" w:eastAsia="Times New Roman" w:hAnsi="Times New Roman" w:cs="Times New Roman"/>
+                <w:sz w:val="24"/>
+                <w:szCs w:val="24"/>
+              </w:rPr>
+              <w:t xml:space="preserve">Hệ thống hiển thị đầy đủ thông tin chi tiết của phiếu công việc và hiển thị nút </w:t>
+            </w:r>
+            <w:r>
+              <w:rPr>
+                <w:rFonts w:ascii="Times New Roman" w:eastAsia="Times New Roman" w:hAnsi="Times New Roman" w:cs="Times New Roman"/>
+                <w:b/>
+                <w:bCs/>
+                <w:sz w:val="24"/>
+                <w:szCs w:val="24"/>
+                <w:lang w:val="vi-VN"/>
+              </w:rPr>
+              <w:t>“</w:t>
+            </w:r>
+            <w:r>
+              <w:rPr>
+                <w:rFonts w:ascii="Times New Roman" w:eastAsia="Times New Roman" w:hAnsi="Times New Roman" w:cs="Times New Roman"/>
+                <w:b/>
+                <w:bCs/>
+                <w:sz w:val="24"/>
+                <w:szCs w:val="24"/>
+              </w:rPr>
+              <w:t xml:space="preserve">Nhận </w:t>
+            </w:r>
+            <w:r>
+              <w:rPr>
+                <w:rFonts w:ascii="Times New Roman" w:eastAsia="Times New Roman" w:hAnsi="Times New Roman" w:cs="Times New Roman"/>
+                <w:b/>
+                <w:bCs/>
+                <w:sz w:val="24"/>
+                <w:szCs w:val="24"/>
+              </w:rPr>
+              <w:t>việc</w:t>
+            </w:r>
+            <w:r>
+              <w:rPr>
+                <w:rFonts w:ascii="Times New Roman" w:eastAsia="Times New Roman" w:hAnsi="Times New Roman" w:cs="Times New Roman"/>
+                <w:b/>
+                <w:bCs/>
+                <w:sz w:val="24"/>
+                <w:szCs w:val="24"/>
+                <w:lang w:val="vi-VN"/>
+              </w:rPr>
+              <w:t>”.</w:t>
+            </w:r>
           </w:p>
         </w:tc>
       </w:tr>
@@ -2697,11 +2810,27 @@
             </w:pPr>
             <w:r>
               <w:rPr>
-                <w:rFonts w:ascii="Times New Roman" w:eastAsia="Times New Roman" w:hAnsi="Times New Roman" w:cs="Times New Roman"/>
-                <w:sz w:val="24"/>
-                <w:szCs w:val="24"/>
-              </w:rPr>
-              <w:t>☐ (2b) Đã bị huỷ</w:t>
+                <w:rFonts w:ascii="Segoe UI Symbol" w:eastAsia="Times New Roman" w:hAnsi="Segoe UI Symbol" w:cs="Segoe UI Symbol"/>
+                <w:sz w:val="24"/>
+                <w:szCs w:val="24"/>
+              </w:rPr>
+              <w:t>☒</w:t>
+            </w:r>
+            <w:r>
+              <w:rPr>
+                <w:rFonts w:ascii="Times New Roman" w:eastAsia="Times New Roman" w:hAnsi="Times New Roman" w:cs="Times New Roman"/>
+                <w:sz w:val="24"/>
+                <w:szCs w:val="24"/>
+              </w:rPr>
+              <w:t xml:space="preserve"> </w:t>
+            </w:r>
+            <w:r>
+              <w:rPr>
+                <w:rFonts w:ascii="Times New Roman" w:eastAsia="Times New Roman" w:hAnsi="Times New Roman" w:cs="Times New Roman"/>
+                <w:sz w:val="24"/>
+                <w:szCs w:val="24"/>
+              </w:rPr>
+              <w:t>(2b) Đã bị huỷ</w:t>
             </w:r>
           </w:p>
         </w:tc>
@@ -2732,6 +2861,132 @@
                 <w:szCs w:val="24"/>
               </w:rPr>
             </w:pPr>
+            <w:r>
+              <w:rPr>
+                <w:rFonts w:ascii="Times New Roman" w:eastAsia="Times New Roman" w:hAnsi="Times New Roman" w:cs="Times New Roman"/>
+                <w:sz w:val="24"/>
+                <w:szCs w:val="24"/>
+              </w:rPr>
+              <w:t xml:space="preserve">Hệ thống hiển thị thông báo phiếu công việc đã bị hủy, hiển thị trạng thái </w:t>
+            </w:r>
+            <w:r>
+              <w:rPr>
+                <w:rFonts w:ascii="Times New Roman" w:eastAsia="Times New Roman" w:hAnsi="Times New Roman" w:cs="Times New Roman"/>
+                <w:b/>
+                <w:bCs/>
+                <w:sz w:val="24"/>
+                <w:szCs w:val="24"/>
+                <w:lang w:val="vi-VN"/>
+              </w:rPr>
+              <w:t>“</w:t>
+            </w:r>
+            <w:r>
+              <w:rPr>
+                <w:rFonts w:ascii="Times New Roman" w:eastAsia="Times New Roman" w:hAnsi="Times New Roman" w:cs="Times New Roman"/>
+                <w:b/>
+                <w:bCs/>
+                <w:sz w:val="24"/>
+                <w:szCs w:val="24"/>
+              </w:rPr>
+              <w:t xml:space="preserve">Đã </w:t>
+            </w:r>
+            <w:r>
+              <w:rPr>
+                <w:rFonts w:ascii="Times New Roman" w:eastAsia="Times New Roman" w:hAnsi="Times New Roman" w:cs="Times New Roman"/>
+                <w:b/>
+                <w:bCs/>
+                <w:sz w:val="24"/>
+                <w:szCs w:val="24"/>
+              </w:rPr>
+              <w:t>huỷ</w:t>
+            </w:r>
+            <w:r>
+              <w:rPr>
+                <w:rFonts w:ascii="Times New Roman" w:eastAsia="Times New Roman" w:hAnsi="Times New Roman" w:cs="Times New Roman"/>
+                <w:b/>
+                <w:bCs/>
+                <w:sz w:val="24"/>
+                <w:szCs w:val="24"/>
+                <w:lang w:val="vi-VN"/>
+              </w:rPr>
+              <w:t>”</w:t>
+            </w:r>
+            <w:r>
+              <w:rPr>
+                <w:rFonts w:ascii="Times New Roman" w:eastAsia="Times New Roman" w:hAnsi="Times New Roman" w:cs="Times New Roman"/>
+                <w:sz w:val="24"/>
+                <w:szCs w:val="24"/>
+              </w:rPr>
+              <w:t xml:space="preserve">, và </w:t>
+            </w:r>
+            <w:r>
+              <w:rPr>
+                <w:rFonts w:ascii="Times New Roman" w:eastAsia="Times New Roman" w:hAnsi="Times New Roman" w:cs="Times New Roman"/>
+                <w:b/>
+                <w:bCs/>
+                <w:sz w:val="24"/>
+                <w:szCs w:val="24"/>
+              </w:rPr>
+              <w:t>không</w:t>
+            </w:r>
+            <w:r>
+              <w:rPr>
+                <w:rFonts w:ascii="Times New Roman" w:eastAsia="Times New Roman" w:hAnsi="Times New Roman" w:cs="Times New Roman"/>
+                <w:sz w:val="24"/>
+                <w:szCs w:val="24"/>
+              </w:rPr>
+              <w:t xml:space="preserve"> hiển thị nút </w:t>
+            </w:r>
+            <w:r>
+              <w:rPr>
+                <w:rFonts w:ascii="Times New Roman" w:eastAsia="Times New Roman" w:hAnsi="Times New Roman" w:cs="Times New Roman"/>
+                <w:b/>
+                <w:bCs/>
+                <w:sz w:val="24"/>
+                <w:szCs w:val="24"/>
+                <w:lang w:val="vi-VN"/>
+              </w:rPr>
+              <w:t>“</w:t>
+            </w:r>
+            <w:r>
+              <w:rPr>
+                <w:rFonts w:ascii="Times New Roman" w:eastAsia="Times New Roman" w:hAnsi="Times New Roman" w:cs="Times New Roman"/>
+                <w:b/>
+                <w:bCs/>
+                <w:sz w:val="24"/>
+                <w:szCs w:val="24"/>
+              </w:rPr>
+              <w:t xml:space="preserve">Nhận </w:t>
+            </w:r>
+            <w:r>
+              <w:rPr>
+                <w:rFonts w:ascii="Times New Roman" w:eastAsia="Times New Roman" w:hAnsi="Times New Roman" w:cs="Times New Roman"/>
+                <w:b/>
+                <w:bCs/>
+                <w:sz w:val="24"/>
+                <w:szCs w:val="24"/>
+              </w:rPr>
+              <w:t>việc</w:t>
+            </w:r>
+            <w:r>
+              <w:rPr>
+                <w:rFonts w:ascii="Times New Roman" w:eastAsia="Times New Roman" w:hAnsi="Times New Roman" w:cs="Times New Roman"/>
+                <w:b/>
+                <w:bCs/>
+                <w:sz w:val="24"/>
+                <w:szCs w:val="24"/>
+                <w:lang w:val="vi-VN"/>
+              </w:rPr>
+              <w:t>”</w:t>
+            </w:r>
+            <w:r>
+              <w:rPr>
+                <w:rFonts w:ascii="Times New Roman" w:eastAsia="Times New Roman" w:hAnsi="Times New Roman" w:cs="Times New Roman"/>
+                <w:sz w:val="24"/>
+                <w:szCs w:val="24"/>
+              </w:rPr>
+              <w:t>.</w:t>
+            </w:r>
           </w:p>
         </w:tc>
       </w:tr>
@@ -3004,6 +3259,68 @@
                 <w:szCs w:val="24"/>
               </w:rPr>
             </w:pPr>
+            <w:r>
+              <w:rPr>
+                <w:rFonts w:ascii="Times New Roman" w:eastAsia="Times New Roman" w:hAnsi="Times New Roman" w:cs="Times New Roman"/>
+                <w:b/>
+                <w:bCs/>
+                <w:sz w:val="24"/>
+                <w:szCs w:val="24"/>
+              </w:rPr>
+              <w:t>Unit test</w:t>
+            </w:r>
+            <w:r>
+              <w:rPr>
+                <w:rFonts w:ascii="Times New Roman" w:eastAsia="Times New Roman" w:hAnsi="Times New Roman" w:cs="Times New Roman"/>
+                <w:sz w:val="24"/>
+                <w:szCs w:val="24"/>
+              </w:rPr>
+              <w:t xml:space="preserve"> của chức</w:t>
+            </w:r>
+            <w:r>
+              <w:rPr>
+                <w:rFonts w:ascii="Times New Roman" w:eastAsia="Times New Roman" w:hAnsi="Times New Roman" w:cs="Times New Roman"/>
+                <w:sz w:val="24"/>
+                <w:szCs w:val="24"/>
+                <w:lang w:val="vi-VN"/>
+              </w:rPr>
+              <w:t xml:space="preserve"> </w:t>
+            </w:r>
+            <w:r>
+              <w:rPr>
+                <w:rFonts w:ascii="Times New Roman" w:eastAsia="Times New Roman" w:hAnsi="Times New Roman" w:cs="Times New Roman"/>
+                <w:sz w:val="24"/>
+                <w:szCs w:val="24"/>
+              </w:rPr>
+              <w:t>năng mới đều chạy qua</w:t>
+            </w:r>
+            <w:r>
+              <w:rPr>
+                <w:rFonts w:ascii="Times New Roman" w:eastAsia="Times New Roman" w:hAnsi="Times New Roman" w:cs="Times New Roman"/>
+                <w:b/>
+                <w:bCs/>
+                <w:sz w:val="24"/>
+                <w:szCs w:val="24"/>
+              </w:rPr>
+              <w:t xml:space="preserve"> (pass):</w:t>
+            </w:r>
+            <w:r>
+              <w:rPr>
+                <w:rFonts w:ascii="Times New Roman" w:eastAsia="Times New Roman" w:hAnsi="Times New Roman" w:cs="Times New Roman"/>
+                <w:sz w:val="24"/>
+                <w:szCs w:val="24"/>
+                <w:lang w:val="vi-VN"/>
+              </w:rPr>
+              <w:t xml:space="preserve"> </w:t>
+            </w:r>
+            <w:r>
+              <w:rPr>
+                <w:rFonts w:ascii="Times New Roman" w:eastAsia="Times New Roman" w:hAnsi="Times New Roman" w:cs="Times New Roman"/>
+                <w:sz w:val="24"/>
+                <w:szCs w:val="24"/>
+              </w:rPr>
+              <w:t>(DoD)</w:t>
+            </w:r>
           </w:p>
         </w:tc>
         <w:tc>
@@ -3033,6 +3350,41 @@
                 <w:szCs w:val="24"/>
               </w:rPr>
             </w:pPr>
+            <w:r>
+              <w:rPr>
+                <w:rFonts w:ascii="Times New Roman" w:eastAsia="Times New Roman" w:hAnsi="Times New Roman" w:cs="Times New Roman"/>
+                <w:sz w:val="24"/>
+                <w:szCs w:val="24"/>
+              </w:rPr>
+              <w:t>Đã triển khai lên môi trường staging và chạy không lỗi</w:t>
+            </w:r>
+            <w:r>
+              <w:rPr>
+                <w:rFonts w:ascii="Times New Roman" w:eastAsia="Times New Roman" w:hAnsi="Times New Roman" w:cs="Times New Roman"/>
+                <w:b/>
+                <w:bCs/>
+                <w:sz w:val="24"/>
+                <w:szCs w:val="24"/>
+              </w:rPr>
+              <w:t>:</w:t>
+            </w:r>
+            <w:r>
+              <w:rPr>
+                <w:rFonts w:ascii="Times New Roman" w:eastAsia="Times New Roman" w:hAnsi="Times New Roman" w:cs="Times New Roman"/>
+                <w:sz w:val="24"/>
+                <w:szCs w:val="24"/>
+                <w:lang w:val="vi-VN"/>
+              </w:rPr>
+              <w:t xml:space="preserve"> </w:t>
+            </w:r>
+            <w:r>
+              <w:rPr>
+                <w:rFonts w:ascii="Times New Roman" w:eastAsia="Times New Roman" w:hAnsi="Times New Roman" w:cs="Times New Roman"/>
+                <w:sz w:val="24"/>
+                <w:szCs w:val="24"/>
+              </w:rPr>
+              <w:t>Definition of Done (DoD)</w:t>
+            </w:r>
           </w:p>
         </w:tc>
         <w:tc>
@@ -3062,6 +3414,14 @@
                 <w:szCs w:val="24"/>
               </w:rPr>
             </w:pPr>
+            <w:r>
+              <w:rPr>
+                <w:rFonts w:ascii="Times New Roman" w:eastAsia="Times New Roman" w:hAnsi="Times New Roman" w:cs="Times New Roman"/>
+                <w:sz w:val="24"/>
+                <w:szCs w:val="24"/>
+              </w:rPr>
+              <w:t>Phiếu công việc đã bị huỷ hiển thị trạng thái “Đã huỷ” và không có nút “Nhận việc”: (AC)</w:t>
+            </w:r>
           </w:p>
         </w:tc>
         <w:tc>
@@ -3091,6 +3451,14 @@
                 <w:szCs w:val="24"/>
               </w:rPr>
             </w:pPr>
+            <w:r>
+              <w:rPr>
+                <w:rFonts w:ascii="Times New Roman" w:eastAsia="Times New Roman" w:hAnsi="Times New Roman" w:cs="Times New Roman"/>
+                <w:sz w:val="24"/>
+                <w:szCs w:val="24"/>
+              </w:rPr>
+              <w:t>Độ ẩm đất cập nhật trễ quá 30 phút hiển thị nhãn “Dữ liệu cũ”: Acceptance Criteria (AC)</w:t>
+            </w:r>
           </w:p>
         </w:tc>
       </w:tr>
@@ -3193,6 +3561,11 @@
           </w:tcPr>
           <w:p>
             <w:pPr>
+              <w:pStyle w:val="ListParagraph"/>
+              <w:numPr>
+                <w:ilvl w:val="0"/>
+                <w:numId w:val="1"/>
+              </w:numPr>
               <w:pBdr>
                 <w:top w:val="nil"/>
                 <w:left w:val="nil"/>
@@ -3207,6 +3580,119 @@
                 <w:szCs w:val="24"/>
               </w:rPr>
             </w:pPr>
+            <w:r>
+              <w:rPr>
+                <w:rFonts w:ascii="Times New Roman" w:eastAsia="Times New Roman" w:hAnsi="Times New Roman" w:cs="Times New Roman"/>
+                <w:b/>
+                <w:bCs/>
+                <w:sz w:val="24"/>
+                <w:szCs w:val="24"/>
+              </w:rPr>
+              <w:t>AC:</w:t>
+            </w:r>
+            <w:r>
+              <w:rPr>
+                <w:rFonts w:ascii="Times New Roman" w:eastAsia="Times New Roman" w:hAnsi="Times New Roman" w:cs="Times New Roman"/>
+                <w:sz w:val="24"/>
+                <w:szCs w:val="24"/>
+              </w:rPr>
+              <w:t xml:space="preserve"> Áp dụng ở phạm vi từng </w:t>
+            </w:r>
+            <w:r>
+              <w:rPr>
+                <w:rFonts w:ascii="Times New Roman" w:eastAsia="Times New Roman" w:hAnsi="Times New Roman" w:cs="Times New Roman"/>
+                <w:b/>
+                <w:bCs/>
+                <w:sz w:val="24"/>
+                <w:szCs w:val="24"/>
+              </w:rPr>
+              <w:t>User Story cụ thể</w:t>
+            </w:r>
+            <w:r>
+              <w:rPr>
+                <w:rFonts w:ascii="Times New Roman" w:eastAsia="Times New Roman" w:hAnsi="Times New Roman" w:cs="Times New Roman"/>
+                <w:sz w:val="24"/>
+                <w:szCs w:val="24"/>
+              </w:rPr>
+              <w:t>, mô tả các điều kiện cụ thể để User Story đó đáp ứng yêu cầu nghiệp vụ của người dùng.</w:t>
+            </w:r>
+          </w:p>
+          <w:p>
+            <w:pPr>
+              <w:pStyle w:val="ListParagraph"/>
+              <w:numPr>
+                <w:ilvl w:val="0"/>
+                <w:numId w:val="1"/>
+              </w:numPr>
+              <w:pBdr>
+                <w:top w:val="nil"/>
+                <w:left w:val="nil"/>
+                <w:bottom w:val="nil"/>
+                <w:right w:val="nil"/>
+                <w:between w:val="nil"/>
+              </w:pBdr>
+              <w:spacing w:line="276" w:lineRule="auto"/>
+              <w:rPr>
+                <w:rFonts w:ascii="Times New Roman" w:eastAsia="Times New Roman" w:hAnsi="Times New Roman" w:cs="Times New Roman"/>
+                <w:sz w:val="24"/>
+                <w:szCs w:val="24"/>
+                <w:lang w:val="vi-VN"/>
+              </w:rPr>
+            </w:pPr>
+            <w:r>
+              <w:rPr>
+                <w:rFonts w:ascii="Times New Roman" w:eastAsia="Times New Roman" w:hAnsi="Times New Roman" w:cs="Times New Roman"/>
+                <w:b/>
+                <w:bCs/>
+                <w:sz w:val="24"/>
+                <w:szCs w:val="24"/>
+              </w:rPr>
+              <w:t>DoD:</w:t>
+            </w:r>
+            <w:r>
+              <w:rPr>
+                <w:rFonts w:ascii="Times New Roman" w:eastAsia="Times New Roman" w:hAnsi="Times New Roman" w:cs="Times New Roman"/>
+                <w:sz w:val="24"/>
+                <w:szCs w:val="24"/>
+              </w:rPr>
+              <w:t xml:space="preserve"> Áp dụng ở phạm vi </w:t>
+            </w:r>
+            <w:r>
+              <w:rPr>
+                <w:rFonts w:ascii="Times New Roman" w:eastAsia="Times New Roman" w:hAnsi="Times New Roman" w:cs="Times New Roman"/>
+                <w:b/>
+                <w:bCs/>
+                <w:sz w:val="24"/>
+                <w:szCs w:val="24"/>
+              </w:rPr>
+              <w:t>toàn bộ Product Increment / Sprint</w:t>
+            </w:r>
+            <w:r>
+              <w:rPr>
+                <w:rFonts w:ascii="Times New Roman" w:eastAsia="Times New Roman" w:hAnsi="Times New Roman" w:cs="Times New Roman"/>
+                <w:sz w:val="24"/>
+                <w:szCs w:val="24"/>
+              </w:rPr>
+              <w:t xml:space="preserve">, định nghĩa tập hợp các tiêu chí kỹ thuật chung mà </w:t>
+            </w:r>
+            <w:r>
+              <w:rPr>
+                <w:rFonts w:ascii="Times New Roman" w:eastAsia="Times New Roman" w:hAnsi="Times New Roman" w:cs="Times New Roman"/>
+                <w:b/>
+                <w:bCs/>
+                <w:sz w:val="24"/>
+                <w:szCs w:val="24"/>
+              </w:rPr>
+              <w:t>mọi</w:t>
+            </w:r>
+            <w:r>
+              <w:rPr>
+                <w:rFonts w:ascii="Times New Roman" w:eastAsia="Times New Roman" w:hAnsi="Times New Roman" w:cs="Times New Roman"/>
+                <w:sz w:val="24"/>
+                <w:szCs w:val="24"/>
+              </w:rPr>
+              <w:t xml:space="preserve"> Product Backlog Item phải đạt được trước khi được coi là hoàn thành (Done).</w:t>
+            </w:r>
           </w:p>
         </w:tc>
       </w:tr>
@@ -3473,6 +3959,14 @@
                 <w:szCs w:val="24"/>
               </w:rPr>
             </w:pPr>
+            <w:r>
+              <w:rPr>
+                <w:rFonts w:ascii="Times New Roman" w:eastAsia="Times New Roman" w:hAnsi="Times New Roman" w:cs="Times New Roman"/>
+                <w:sz w:val="24"/>
+                <w:szCs w:val="24"/>
+              </w:rPr>
+              <w:t>3</w:t>
+            </w:r>
           </w:p>
         </w:tc>
         <w:tc>
@@ -3502,6 +3996,14 @@
                 <w:szCs w:val="24"/>
               </w:rPr>
             </w:pPr>
+            <w:r>
+              <w:rPr>
+                <w:rFonts w:ascii="Times New Roman" w:eastAsia="Times New Roman" w:hAnsi="Times New Roman" w:cs="Times New Roman"/>
+                <w:sz w:val="24"/>
+                <w:szCs w:val="24"/>
+              </w:rPr>
+              <w:t>Mức độ phức tạp trung bình, liên quan đến cơ sở dữ liệu và giao diện CRUD cơ bản cho công nhân/khu vườn.</w:t>
+            </w:r>
           </w:p>
         </w:tc>
       </w:tr>
@@ -3572,6 +4074,14 @@
                 <w:szCs w:val="24"/>
               </w:rPr>
             </w:pPr>
+            <w:r>
+              <w:rPr>
+                <w:rFonts w:ascii="Times New Roman" w:eastAsia="Times New Roman" w:hAnsi="Times New Roman" w:cs="Times New Roman"/>
+                <w:sz w:val="24"/>
+                <w:szCs w:val="24"/>
+              </w:rPr>
+              <w:t>5</w:t>
+            </w:r>
           </w:p>
         </w:tc>
         <w:tc>
@@ -3601,6 +4111,14 @@
                 <w:szCs w:val="24"/>
               </w:rPr>
             </w:pPr>
+            <w:r>
+              <w:rPr>
+                <w:rFonts w:ascii="Times New Roman" w:eastAsia="Times New Roman" w:hAnsi="Times New Roman" w:cs="Times New Roman"/>
+                <w:sz w:val="24"/>
+                <w:szCs w:val="24"/>
+              </w:rPr>
+              <w:t>Đòi hỏi tích hợp kỹ thuật với hệ thống cảm biến phần cứng, xử lý dữ liệu thời gian thực và logic kiểm tra độ trễ dữ liệu.</w:t>
+            </w:r>
           </w:p>
         </w:tc>
       </w:tr>
@@ -3717,6 +4235,57 @@
                 <w:szCs w:val="24"/>
               </w:rPr>
             </w:pPr>
+            <w:r>
+              <w:rPr>
+                <w:rFonts w:ascii="Times New Roman" w:eastAsia="Times New Roman" w:hAnsi="Times New Roman" w:cs="Times New Roman"/>
+                <w:sz w:val="24"/>
+                <w:szCs w:val="24"/>
+              </w:rPr>
+              <w:t>Đội nên tiến hành thảo luận công khai, tập trung lắng nghe ý kiến của người chơi thẻ 1 (cho rằng đơn giản) và người chơi thẻ 8 (nhìn thấy rủi ro tiềm ẩn). Sau khi trao đổi làm rõ hiểu biết về User Story, đội sẽ tiến hành ước lượng lại (re-vote</w:t>
+            </w:r>
+            <w:r>
+              <w:rPr>
+                <w:rFonts w:ascii="Times New Roman" w:eastAsia="Times New Roman" w:hAnsi="Times New Roman" w:cs="Times New Roman"/>
+                <w:b/>
+                <w:bCs/>
+                <w:sz w:val="24"/>
+                <w:szCs w:val="24"/>
+              </w:rPr>
+              <w:t>)</w:t>
+            </w:r>
+            <w:r>
+              <w:rPr>
+                <w:rFonts w:ascii="Times New Roman" w:eastAsia="Times New Roman" w:hAnsi="Times New Roman" w:cs="Times New Roman"/>
+                <w:sz w:val="24"/>
+                <w:szCs w:val="24"/>
+              </w:rPr>
+              <w:t xml:space="preserve"> bằng Planning Poker cho đến khi đạt được sự đồng </w:t>
+            </w:r>
+            <w:r>
+              <w:rPr>
+                <w:rFonts w:ascii="Times New Roman" w:eastAsia="Times New Roman" w:hAnsi="Times New Roman" w:cs="Times New Roman"/>
+                <w:sz w:val="24"/>
+                <w:szCs w:val="24"/>
+              </w:rPr>
+              <w:t>thuận</w:t>
+            </w:r>
+            <w:r>
+              <w:rPr>
+                <w:rFonts w:ascii="Times New Roman" w:eastAsia="Times New Roman" w:hAnsi="Times New Roman" w:cs="Times New Roman"/>
+                <w:sz w:val="24"/>
+                <w:szCs w:val="24"/>
+                <w:lang w:val="vi-VN"/>
+              </w:rPr>
+              <w:t>,</w:t>
+            </w:r>
+            <w:r>
+              <w:rPr>
+                <w:rFonts w:ascii="Times New Roman" w:eastAsia="Times New Roman" w:hAnsi="Times New Roman" w:cs="Times New Roman"/>
+                <w:sz w:val="24"/>
+                <w:szCs w:val="24"/>
+              </w:rPr>
+              <w:t xml:space="preserve"> tuyệt đối không lấy trung bình toán học một cách máy móc.</w:t>
+            </w:r>
           </w:p>
         </w:tc>
       </w:tr>
@@ -3754,6 +4323,7 @@
           <w:bCs/>
           <w:sz w:val="26"/>
           <w:szCs w:val="26"/>
+          <w:lang w:val="vi-VN"/>
         </w:rPr>
       </w:pPr>
       <w:r>
@@ -3764,9 +4334,29 @@
           <w:sz w:val="26"/>
           <w:szCs w:val="26"/>
         </w:rPr>
-        <w:lastRenderedPageBreak/>
         <w:t>3.7. Lập kế hoạch Sprint</w:t>
       </w:r>
+    </w:p>
+    <w:p>
+      <w:pPr>
+        <w:keepNext/>
+        <w:pBdr>
+          <w:top w:val="nil"/>
+          <w:left w:val="nil"/>
+          <w:bottom w:val="nil"/>
+          <w:right w:val="nil"/>
+          <w:between w:val="nil"/>
+        </w:pBdr>
+        <w:spacing w:before="160" w:after="80"/>
+        <w:rPr>
+          <w:rFonts w:ascii="Times New Roman" w:eastAsia="Times New Roman" w:hAnsi="Times New Roman" w:cs="Times New Roman"/>
+          <w:b/>
+          <w:bCs/>
+          <w:sz w:val="26"/>
+          <w:szCs w:val="26"/>
+          <w:lang w:val="vi-VN"/>
+        </w:rPr>
+      </w:pPr>
     </w:p>
     <w:tbl>
       <w:tblPr>
@@ -3940,8 +4530,35 @@
                 <w:rFonts w:ascii="Times New Roman" w:eastAsia="Times New Roman" w:hAnsi="Times New Roman" w:cs="Times New Roman"/>
                 <w:sz w:val="24"/>
                 <w:szCs w:val="24"/>
-              </w:rPr>
-            </w:pPr>
+                <w:lang w:val="vi-VN"/>
+              </w:rPr>
+            </w:pPr>
+            <w:r>
+              <w:rPr>
+                <w:rFonts w:ascii="Times New Roman" w:eastAsia="Times New Roman" w:hAnsi="Times New Roman" w:cs="Times New Roman"/>
+                <w:sz w:val="24"/>
+                <w:szCs w:val="24"/>
+              </w:rPr>
+              <w:t>TB</w:t>
+            </w:r>
+            <w:r>
+              <w:rPr>
+                <w:rFonts w:ascii="Times New Roman" w:eastAsia="Times New Roman" w:hAnsi="Times New Roman" w:cs="Times New Roman"/>
+                <w:sz w:val="24"/>
+                <w:szCs w:val="24"/>
+                <w:lang w:val="vi-VN"/>
+              </w:rPr>
+              <w:t xml:space="preserve"> = </w:t>
+            </w:r>
+            <w:r>
+              <w:rPr>
+                <w:rFonts w:ascii="Times New Roman" w:eastAsia="Times New Roman" w:hAnsi="Times New Roman" w:cs="Times New Roman"/>
+                <w:sz w:val="24"/>
+                <w:szCs w:val="24"/>
+                <w:lang w:val="vi-VN"/>
+              </w:rPr>
+              <w:t>(26+24+25)/3 = 25sp</w:t>
+            </w:r>
           </w:p>
         </w:tc>
       </w:tr>
@@ -3998,6 +4615,11 @@
           </w:tcPr>
           <w:p>
             <w:pPr>
+              <w:pStyle w:val="ListParagraph"/>
+              <w:numPr>
+                <w:ilvl w:val="0"/>
+                <w:numId w:val="1"/>
+              </w:numPr>
               <w:pBdr>
                 <w:top w:val="nil"/>
                 <w:left w:val="nil"/>
@@ -4010,8 +4632,171 @@
                 <w:rFonts w:ascii="Times New Roman" w:eastAsia="Times New Roman" w:hAnsi="Times New Roman" w:cs="Times New Roman"/>
                 <w:sz w:val="24"/>
                 <w:szCs w:val="24"/>
-              </w:rPr>
-            </w:pPr>
+                <w:lang w:val="vi-VN"/>
+              </w:rPr>
+            </w:pPr>
+            <w:r>
+              <w:rPr>
+                <w:rFonts w:ascii="Times New Roman" w:eastAsia="Times New Roman" w:hAnsi="Times New Roman" w:cs="Times New Roman"/>
+                <w:sz w:val="24"/>
+                <w:szCs w:val="24"/>
+              </w:rPr>
+              <w:t xml:space="preserve">Tổng capacity lý thuyết của 4 Developer trong 10 ngày = </w:t>
+            </w:r>
+            <w:r>
+              <w:rPr>
+                <w:rFonts w:ascii="Times New Roman" w:eastAsia="Times New Roman" w:hAnsi="Times New Roman" w:cs="Times New Roman"/>
+                <w:sz w:val="24"/>
+                <w:szCs w:val="24"/>
+              </w:rPr>
+              <w:t>4</w:t>
+            </w:r>
+            <w:r>
+              <w:rPr>
+                <w:rFonts w:ascii="Times New Roman" w:eastAsia="Times New Roman" w:hAnsi="Times New Roman" w:cs="Times New Roman"/>
+                <w:sz w:val="24"/>
+                <w:szCs w:val="24"/>
+                <w:lang w:val="vi-VN"/>
+              </w:rPr>
+              <w:t xml:space="preserve"> x 10 = 40.</w:t>
+            </w:r>
+          </w:p>
+          <w:p>
+            <w:pPr>
+              <w:pStyle w:val="ListParagraph"/>
+              <w:numPr>
+                <w:ilvl w:val="0"/>
+                <w:numId w:val="1"/>
+              </w:numPr>
+              <w:pBdr>
+                <w:top w:val="nil"/>
+                <w:left w:val="nil"/>
+                <w:bottom w:val="nil"/>
+                <w:right w:val="nil"/>
+                <w:between w:val="nil"/>
+              </w:pBdr>
+              <w:spacing w:line="276" w:lineRule="auto"/>
+              <w:rPr>
+                <w:rFonts w:ascii="Times New Roman" w:eastAsia="Times New Roman" w:hAnsi="Times New Roman" w:cs="Times New Roman"/>
+                <w:sz w:val="24"/>
+                <w:szCs w:val="24"/>
+                <w:lang w:val="vi-VN"/>
+              </w:rPr>
+            </w:pPr>
+            <w:r>
+              <w:rPr>
+                <w:rFonts w:ascii="Times New Roman" w:eastAsia="Times New Roman" w:hAnsi="Times New Roman" w:cs="Times New Roman"/>
+                <w:sz w:val="24"/>
+                <w:szCs w:val="24"/>
+              </w:rPr>
+              <w:t>Một Developer nghỉ phép 8 ngày</w:t>
+            </w:r>
+            <w:r>
+              <w:rPr>
+                <w:rFonts w:ascii="Times New Roman" w:eastAsia="Times New Roman" w:hAnsi="Times New Roman" w:cs="Times New Roman"/>
+                <w:sz w:val="24"/>
+                <w:szCs w:val="24"/>
+                <w:lang w:val="vi-VN"/>
+              </w:rPr>
+              <w:t xml:space="preserve"> -&gt; </w:t>
+            </w:r>
+            <w:r>
+              <w:rPr>
+                <w:rFonts w:ascii="Times New Roman" w:eastAsia="Times New Roman" w:hAnsi="Times New Roman" w:cs="Times New Roman"/>
+                <w:sz w:val="24"/>
+                <w:szCs w:val="24"/>
+              </w:rPr>
+              <w:t>Số ngày làm việc thực tế của dev này là 10 - 8 = 2</w:t>
+            </w:r>
+            <w:r>
+              <w:rPr>
+                <w:rFonts w:ascii="Times New Roman" w:eastAsia="Times New Roman" w:hAnsi="Times New Roman" w:cs="Times New Roman"/>
+                <w:sz w:val="24"/>
+                <w:szCs w:val="24"/>
+                <w:lang w:val="vi-VN"/>
+              </w:rPr>
+              <w:t xml:space="preserve"> ngày.</w:t>
+            </w:r>
+          </w:p>
+          <w:p>
+            <w:pPr>
+              <w:pStyle w:val="ListParagraph"/>
+              <w:numPr>
+                <w:ilvl w:val="0"/>
+                <w:numId w:val="1"/>
+              </w:numPr>
+              <w:pBdr>
+                <w:top w:val="nil"/>
+                <w:left w:val="nil"/>
+                <w:bottom w:val="nil"/>
+                <w:right w:val="nil"/>
+                <w:between w:val="nil"/>
+              </w:pBdr>
+              <w:spacing w:line="276" w:lineRule="auto"/>
+              <w:rPr>
+                <w:rFonts w:ascii="Times New Roman" w:eastAsia="Times New Roman" w:hAnsi="Times New Roman" w:cs="Times New Roman"/>
+                <w:sz w:val="24"/>
+                <w:szCs w:val="24"/>
+                <w:lang w:val="vi-VN"/>
+              </w:rPr>
+            </w:pPr>
+            <w:r>
+              <w:rPr>
+                <w:rFonts w:ascii="Times New Roman" w:eastAsia="Times New Roman" w:hAnsi="Times New Roman" w:cs="Times New Roman"/>
+                <w:sz w:val="24"/>
+                <w:szCs w:val="24"/>
+              </w:rPr>
+              <w:t>Capacity thực tế của Sprint 4:</w:t>
+            </w:r>
+            <w:r>
+              <w:rPr>
+                <w:rFonts w:ascii="Times New Roman" w:eastAsia="Times New Roman" w:hAnsi="Times New Roman" w:cs="Times New Roman"/>
+                <w:sz w:val="24"/>
+                <w:szCs w:val="24"/>
+                <w:lang w:val="vi-VN"/>
+              </w:rPr>
+              <w:t xml:space="preserve"> (3 x 10) + (1 x 2) = 30 + 2 = 32.</w:t>
+            </w:r>
+          </w:p>
+          <w:p>
+            <w:pPr>
+              <w:pStyle w:val="ListParagraph"/>
+              <w:numPr>
+                <w:ilvl w:val="0"/>
+                <w:numId w:val="1"/>
+              </w:numPr>
+              <w:pBdr>
+                <w:top w:val="nil"/>
+                <w:left w:val="nil"/>
+                <w:bottom w:val="nil"/>
+                <w:right w:val="nil"/>
+                <w:between w:val="nil"/>
+              </w:pBdr>
+              <w:spacing w:line="276" w:lineRule="auto"/>
+              <w:rPr>
+                <w:rFonts w:ascii="Times New Roman" w:eastAsia="Times New Roman" w:hAnsi="Times New Roman" w:cs="Times New Roman"/>
+                <w:sz w:val="24"/>
+                <w:szCs w:val="24"/>
+                <w:lang w:val="vi-VN"/>
+              </w:rPr>
+            </w:pPr>
+            <w:r>
+              <w:rPr>
+                <w:rFonts w:ascii="Times New Roman" w:eastAsia="Times New Roman" w:hAnsi="Times New Roman" w:cs="Times New Roman"/>
+                <w:sz w:val="24"/>
+                <w:szCs w:val="24"/>
+              </w:rPr>
+              <w:t>Quy đổi ra SP cam kết: Dựa vào Velocity trung bình (25SP) và capacity giảm nhẹ so với bình thường, đội cam kết nhận số SP an toàn là 24SP (hoặc 25SP). Chọn mức 24 SP</w:t>
+            </w:r>
+            <w:r>
+              <w:rPr>
+                <w:rFonts w:ascii="Times New Roman" w:eastAsia="Times New Roman" w:hAnsi="Times New Roman" w:cs="Times New Roman"/>
+                <w:sz w:val="24"/>
+                <w:szCs w:val="24"/>
+                <w:lang w:val="vi-VN"/>
+              </w:rPr>
+              <w:t>.</w:t>
+            </w:r>
           </w:p>
         </w:tc>
       </w:tr>
@@ -4080,8 +4865,34 @@
                 <w:rFonts w:ascii="Times New Roman" w:eastAsia="Times New Roman" w:hAnsi="Times New Roman" w:cs="Times New Roman"/>
                 <w:sz w:val="24"/>
                 <w:szCs w:val="24"/>
-              </w:rPr>
-            </w:pPr>
+                <w:lang w:val="vi-VN"/>
+              </w:rPr>
+            </w:pPr>
+            <w:r>
+              <w:rPr>
+                <w:rFonts w:ascii="Times New Roman" w:eastAsia="Times New Roman" w:hAnsi="Times New Roman" w:cs="Times New Roman"/>
+                <w:sz w:val="24"/>
+                <w:szCs w:val="24"/>
+              </w:rPr>
+              <w:t xml:space="preserve">Tổng SP = 3 + 5 + 5 + 5 + 3 = </w:t>
+            </w:r>
+            <w:r>
+              <w:rPr>
+                <w:rFonts w:ascii="Times New Roman" w:eastAsia="Times New Roman" w:hAnsi="Times New Roman" w:cs="Times New Roman"/>
+                <w:sz w:val="24"/>
+                <w:szCs w:val="24"/>
+              </w:rPr>
+              <w:t>21SP</w:t>
+            </w:r>
+            <w:r>
+              <w:rPr>
+                <w:rFonts w:ascii="Times New Roman" w:eastAsia="Times New Roman" w:hAnsi="Times New Roman" w:cs="Times New Roman"/>
+                <w:sz w:val="24"/>
+                <w:szCs w:val="24"/>
+                <w:lang w:val="vi-VN"/>
+              </w:rPr>
+              <w:t>.</w:t>
+            </w:r>
           </w:p>
         </w:tc>
       </w:tr>
@@ -4150,8 +4961,17 @@
                 <w:rFonts w:ascii="Times New Roman" w:eastAsia="Times New Roman" w:hAnsi="Times New Roman" w:cs="Times New Roman"/>
                 <w:sz w:val="24"/>
                 <w:szCs w:val="24"/>
-              </w:rPr>
-            </w:pPr>
+                <w:lang w:val="vi-VN"/>
+              </w:rPr>
+            </w:pPr>
+            <w:r>
+              <w:rPr>
+                <w:rFonts w:ascii="Times New Roman" w:eastAsia="Times New Roman" w:hAnsi="Times New Roman" w:cs="Times New Roman"/>
+                <w:sz w:val="24"/>
+                <w:szCs w:val="24"/>
+              </w:rPr>
+              <w:t>Hoàn thiện tính năng xác thực OTP, phân công thông báo công việc, xem chi tiết phiếu và ghi nhận lượng phân bón sử dụng trên ứng dụng di động cho công nhân.</w:t>
+            </w:r>
           </w:p>
         </w:tc>
       </w:tr>
@@ -4169,6 +4989,7 @@
           <w:rFonts w:ascii="Times New Roman" w:eastAsia="Times New Roman" w:hAnsi="Times New Roman" w:cs="Times New Roman"/>
           <w:sz w:val="24"/>
           <w:szCs w:val="24"/>
+          <w:lang w:val="vi-VN"/>
         </w:rPr>
       </w:pPr>
     </w:p>
@@ -4189,6 +5010,7 @@
           <w:bCs/>
           <w:sz w:val="26"/>
           <w:szCs w:val="26"/>
+          <w:lang w:val="vi-VN"/>
         </w:rPr>
       </w:pPr>
       <w:r>
@@ -4199,6 +5021,7 @@
           <w:sz w:val="26"/>
           <w:szCs w:val="26"/>
         </w:rPr>
+        <w:lastRenderedPageBreak/>
         <w:t>3.8. Phân rã công việc – story B3</w:t>
       </w:r>
     </w:p>
@@ -4380,8 +5203,34 @@
                 <w:rFonts w:ascii="Times New Roman" w:eastAsia="Times New Roman" w:hAnsi="Times New Roman" w:cs="Times New Roman"/>
                 <w:sz w:val="24"/>
                 <w:szCs w:val="24"/>
-              </w:rPr>
-            </w:pPr>
+                <w:lang w:val="vi-VN"/>
+              </w:rPr>
+            </w:pPr>
+            <w:r>
+              <w:rPr>
+                <w:rFonts w:ascii="Times New Roman" w:eastAsia="Times New Roman" w:hAnsi="Times New Roman" w:cs="Times New Roman"/>
+                <w:sz w:val="24"/>
+                <w:szCs w:val="24"/>
+              </w:rPr>
+              <w:t xml:space="preserve">Thiết kế giao diện chi tiết phiếu công việc &amp; kiểm tra trạng thái/quyền trên màn </w:t>
+            </w:r>
+            <w:r>
+              <w:rPr>
+                <w:rFonts w:ascii="Times New Roman" w:eastAsia="Times New Roman" w:hAnsi="Times New Roman" w:cs="Times New Roman"/>
+                <w:sz w:val="24"/>
+                <w:szCs w:val="24"/>
+              </w:rPr>
+              <w:t>hình</w:t>
+            </w:r>
+            <w:r>
+              <w:rPr>
+                <w:rFonts w:ascii="Times New Roman" w:eastAsia="Times New Roman" w:hAnsi="Times New Roman" w:cs="Times New Roman"/>
+                <w:sz w:val="24"/>
+                <w:szCs w:val="24"/>
+                <w:lang w:val="vi-VN"/>
+              </w:rPr>
+              <w:t>.</w:t>
+            </w:r>
           </w:p>
         </w:tc>
         <w:tc>
@@ -4405,12 +5254,21 @@
                 <w:between w:val="nil"/>
               </w:pBdr>
               <w:spacing w:line="276" w:lineRule="auto"/>
-              <w:rPr>
-                <w:rFonts w:ascii="Times New Roman" w:eastAsia="Times New Roman" w:hAnsi="Times New Roman" w:cs="Times New Roman"/>
-                <w:sz w:val="24"/>
-                <w:szCs w:val="24"/>
-              </w:rPr>
-            </w:pPr>
+              <w:jc w:val="center"/>
+              <w:rPr>
+                <w:rFonts w:ascii="Times New Roman" w:eastAsia="Times New Roman" w:hAnsi="Times New Roman" w:cs="Times New Roman"/>
+                <w:sz w:val="24"/>
+                <w:szCs w:val="24"/>
+              </w:rPr>
+            </w:pPr>
+            <w:r>
+              <w:rPr>
+                <w:rFonts w:ascii="Times New Roman" w:eastAsia="Times New Roman" w:hAnsi="Times New Roman" w:cs="Times New Roman"/>
+                <w:sz w:val="24"/>
+                <w:szCs w:val="24"/>
+              </w:rPr>
+              <w:t>UI/UX</w:t>
+            </w:r>
           </w:p>
         </w:tc>
         <w:tc>
@@ -4434,12 +5292,29 @@
                 <w:between w:val="nil"/>
               </w:pBdr>
               <w:spacing w:line="276" w:lineRule="auto"/>
-              <w:rPr>
-                <w:rFonts w:ascii="Times New Roman" w:eastAsia="Times New Roman" w:hAnsi="Times New Roman" w:cs="Times New Roman"/>
-                <w:sz w:val="24"/>
-                <w:szCs w:val="24"/>
-              </w:rPr>
-            </w:pPr>
+              <w:jc w:val="center"/>
+              <w:rPr>
+                <w:rFonts w:ascii="Times New Roman" w:eastAsia="Times New Roman" w:hAnsi="Times New Roman" w:cs="Times New Roman"/>
+                <w:sz w:val="24"/>
+                <w:szCs w:val="24"/>
+              </w:rPr>
+            </w:pPr>
+            <w:r>
+              <w:rPr>
+                <w:rFonts w:ascii="Times New Roman" w:eastAsia="Times New Roman" w:hAnsi="Times New Roman" w:cs="Times New Roman"/>
+                <w:sz w:val="24"/>
+                <w:szCs w:val="24"/>
+              </w:rPr>
+              <w:t>4</w:t>
+            </w:r>
+            <w:r>
+              <w:rPr>
+                <w:rFonts w:ascii="Times New Roman" w:eastAsia="Times New Roman" w:hAnsi="Times New Roman" w:cs="Times New Roman"/>
+                <w:sz w:val="24"/>
+                <w:szCs w:val="24"/>
+              </w:rPr>
+              <w:t xml:space="preserve"> giờ</w:t>
+            </w:r>
           </w:p>
         </w:tc>
       </w:tr>
@@ -4472,8 +5347,26 @@
                 <w:rFonts w:ascii="Times New Roman" w:eastAsia="Times New Roman" w:hAnsi="Times New Roman" w:cs="Times New Roman"/>
                 <w:sz w:val="24"/>
                 <w:szCs w:val="24"/>
-              </w:rPr>
-            </w:pPr>
+                <w:lang w:val="vi-VN"/>
+              </w:rPr>
+            </w:pPr>
+            <w:r>
+              <w:rPr>
+                <w:rFonts w:ascii="Times New Roman" w:eastAsia="Times New Roman" w:hAnsi="Times New Roman" w:cs="Times New Roman"/>
+                <w:sz w:val="24"/>
+                <w:szCs w:val="24"/>
+              </w:rPr>
+              <w:t>Phát triển API backend lấy thông tin chi tiết phiếu công việc kèm logic lọc trạng thái "Đã huỷ"</w:t>
+            </w:r>
+            <w:r>
+              <w:rPr>
+                <w:rFonts w:ascii="Times New Roman" w:eastAsia="Times New Roman" w:hAnsi="Times New Roman" w:cs="Times New Roman"/>
+                <w:sz w:val="24"/>
+                <w:szCs w:val="24"/>
+                <w:lang w:val="vi-VN"/>
+              </w:rPr>
+              <w:t>.</w:t>
+            </w:r>
           </w:p>
         </w:tc>
         <w:tc>
@@ -4497,12 +5390,21 @@
                 <w:between w:val="nil"/>
               </w:pBdr>
               <w:spacing w:line="276" w:lineRule="auto"/>
-              <w:rPr>
-                <w:rFonts w:ascii="Times New Roman" w:eastAsia="Times New Roman" w:hAnsi="Times New Roman" w:cs="Times New Roman"/>
-                <w:sz w:val="24"/>
-                <w:szCs w:val="24"/>
-              </w:rPr>
-            </w:pPr>
+              <w:jc w:val="center"/>
+              <w:rPr>
+                <w:rFonts w:ascii="Times New Roman" w:eastAsia="Times New Roman" w:hAnsi="Times New Roman" w:cs="Times New Roman"/>
+                <w:sz w:val="24"/>
+                <w:szCs w:val="24"/>
+              </w:rPr>
+            </w:pPr>
+            <w:r>
+              <w:rPr>
+                <w:rFonts w:ascii="Times New Roman" w:eastAsia="Times New Roman" w:hAnsi="Times New Roman" w:cs="Times New Roman"/>
+                <w:sz w:val="24"/>
+                <w:szCs w:val="24"/>
+              </w:rPr>
+              <w:t>Development</w:t>
+            </w:r>
           </w:p>
         </w:tc>
         <w:tc>
@@ -4526,12 +5428,21 @@
                 <w:between w:val="nil"/>
               </w:pBdr>
               <w:spacing w:line="276" w:lineRule="auto"/>
-              <w:rPr>
-                <w:rFonts w:ascii="Times New Roman" w:eastAsia="Times New Roman" w:hAnsi="Times New Roman" w:cs="Times New Roman"/>
-                <w:sz w:val="24"/>
-                <w:szCs w:val="24"/>
-              </w:rPr>
-            </w:pPr>
+              <w:jc w:val="center"/>
+              <w:rPr>
+                <w:rFonts w:ascii="Times New Roman" w:eastAsia="Times New Roman" w:hAnsi="Times New Roman" w:cs="Times New Roman"/>
+                <w:sz w:val="24"/>
+                <w:szCs w:val="24"/>
+              </w:rPr>
+            </w:pPr>
+            <w:r>
+              <w:rPr>
+                <w:rFonts w:ascii="Times New Roman" w:eastAsia="Times New Roman" w:hAnsi="Times New Roman" w:cs="Times New Roman"/>
+                <w:sz w:val="24"/>
+                <w:szCs w:val="24"/>
+              </w:rPr>
+              <w:t>6 giờ</w:t>
+            </w:r>
           </w:p>
         </w:tc>
       </w:tr>
@@ -4564,8 +5475,34 @@
                 <w:rFonts w:ascii="Times New Roman" w:eastAsia="Times New Roman" w:hAnsi="Times New Roman" w:cs="Times New Roman"/>
                 <w:sz w:val="24"/>
                 <w:szCs w:val="24"/>
-              </w:rPr>
-            </w:pPr>
+                <w:lang w:val="vi-VN"/>
+              </w:rPr>
+            </w:pPr>
+            <w:r>
+              <w:rPr>
+                <w:rFonts w:ascii="Times New Roman" w:eastAsia="Times New Roman" w:hAnsi="Times New Roman" w:cs="Times New Roman"/>
+                <w:sz w:val="24"/>
+                <w:szCs w:val="24"/>
+              </w:rPr>
+              <w:t xml:space="preserve">Viết Unit test và Integration test kiểm tra phân quyền xem phiếu công </w:t>
+            </w:r>
+            <w:r>
+              <w:rPr>
+                <w:rFonts w:ascii="Times New Roman" w:eastAsia="Times New Roman" w:hAnsi="Times New Roman" w:cs="Times New Roman"/>
+                <w:sz w:val="24"/>
+                <w:szCs w:val="24"/>
+              </w:rPr>
+              <w:t>việc</w:t>
+            </w:r>
+            <w:r>
+              <w:rPr>
+                <w:rFonts w:ascii="Times New Roman" w:eastAsia="Times New Roman" w:hAnsi="Times New Roman" w:cs="Times New Roman"/>
+                <w:sz w:val="24"/>
+                <w:szCs w:val="24"/>
+                <w:lang w:val="vi-VN"/>
+              </w:rPr>
+              <w:t>.</w:t>
+            </w:r>
           </w:p>
         </w:tc>
         <w:tc>
@@ -4589,12 +5526,21 @@
                 <w:between w:val="nil"/>
               </w:pBdr>
               <w:spacing w:line="276" w:lineRule="auto"/>
-              <w:rPr>
-                <w:rFonts w:ascii="Times New Roman" w:eastAsia="Times New Roman" w:hAnsi="Times New Roman" w:cs="Times New Roman"/>
-                <w:sz w:val="24"/>
-                <w:szCs w:val="24"/>
-              </w:rPr>
-            </w:pPr>
+              <w:jc w:val="center"/>
+              <w:rPr>
+                <w:rFonts w:ascii="Times New Roman" w:eastAsia="Times New Roman" w:hAnsi="Times New Roman" w:cs="Times New Roman"/>
+                <w:sz w:val="24"/>
+                <w:szCs w:val="24"/>
+              </w:rPr>
+            </w:pPr>
+            <w:r>
+              <w:rPr>
+                <w:rFonts w:ascii="Times New Roman" w:eastAsia="Times New Roman" w:hAnsi="Times New Roman" w:cs="Times New Roman"/>
+                <w:sz w:val="24"/>
+                <w:szCs w:val="24"/>
+              </w:rPr>
+              <w:t>Testing</w:t>
+            </w:r>
           </w:p>
         </w:tc>
         <w:tc>
@@ -4618,12 +5564,16 @@
                 <w:between w:val="nil"/>
               </w:pBdr>
               <w:spacing w:line="276" w:lineRule="auto"/>
-              <w:rPr>
-                <w:rFonts w:ascii="Times New Roman" w:eastAsia="Times New Roman" w:hAnsi="Times New Roman" w:cs="Times New Roman"/>
-                <w:sz w:val="24"/>
-                <w:szCs w:val="24"/>
-              </w:rPr>
-            </w:pPr>
+              <w:jc w:val="center"/>
+              <w:rPr>
+                <w:rFonts w:ascii="Times New Roman" w:eastAsia="Times New Roman" w:hAnsi="Times New Roman" w:cs="Times New Roman"/>
+                <w:sz w:val="24"/>
+                <w:szCs w:val="24"/>
+              </w:rPr>
+            </w:pPr>
+            <w:r>
+              <w:t>4 giờ</w:t>
+            </w:r>
           </w:p>
         </w:tc>
       </w:tr>
@@ -4692,6 +5642,7 @@
                 <w:between w:val="nil"/>
               </w:pBdr>
               <w:spacing w:line="276" w:lineRule="auto"/>
+              <w:jc w:val="center"/>
               <w:rPr>
                 <w:rFonts w:ascii="Times New Roman" w:eastAsia="Times New Roman" w:hAnsi="Times New Roman" w:cs="Times New Roman"/>
                 <w:sz w:val="24"/>
@@ -4721,12 +5672,21 @@
                 <w:between w:val="nil"/>
               </w:pBdr>
               <w:spacing w:line="276" w:lineRule="auto"/>
-              <w:rPr>
-                <w:rFonts w:ascii="Times New Roman" w:eastAsia="Times New Roman" w:hAnsi="Times New Roman" w:cs="Times New Roman"/>
-                <w:sz w:val="24"/>
-                <w:szCs w:val="24"/>
-              </w:rPr>
-            </w:pPr>
+              <w:jc w:val="center"/>
+              <w:rPr>
+                <w:rFonts w:ascii="Times New Roman" w:eastAsia="Times New Roman" w:hAnsi="Times New Roman" w:cs="Times New Roman"/>
+                <w:sz w:val="24"/>
+                <w:szCs w:val="24"/>
+              </w:rPr>
+            </w:pPr>
+            <w:r>
+              <w:rPr>
+                <w:rFonts w:ascii="Times New Roman" w:eastAsia="Times New Roman" w:hAnsi="Times New Roman" w:cs="Times New Roman"/>
+                <w:sz w:val="24"/>
+                <w:szCs w:val="24"/>
+              </w:rPr>
+              <w:t>14 giờ</w:t>
+            </w:r>
           </w:p>
         </w:tc>
       </w:tr>
@@ -4937,6 +5897,11 @@
           </w:tcPr>
           <w:p>
             <w:pPr>
+              <w:pStyle w:val="ListParagraph"/>
+              <w:numPr>
+                <w:ilvl w:val="0"/>
+                <w:numId w:val="2"/>
+              </w:numPr>
               <w:pBdr>
                 <w:top w:val="nil"/>
                 <w:left w:val="nil"/>
@@ -4951,6 +5916,146 @@
                 <w:szCs w:val="24"/>
               </w:rPr>
             </w:pPr>
+            <w:r>
+              <w:rPr>
+                <w:rFonts w:ascii="Times New Roman" w:eastAsia="Times New Roman" w:hAnsi="Times New Roman" w:cs="Times New Roman"/>
+                <w:sz w:val="24"/>
+                <w:szCs w:val="24"/>
+              </w:rPr>
+              <w:t xml:space="preserve">Thực tế (SP còn lại): </w:t>
+            </w:r>
+            <w:r>
+              <w:rPr>
+                <w:rFonts w:ascii="Times New Roman" w:eastAsia="Times New Roman" w:hAnsi="Times New Roman" w:cs="Times New Roman"/>
+                <w:sz w:val="24"/>
+                <w:szCs w:val="24"/>
+              </w:rPr>
+              <w:t>21SP</w:t>
+            </w:r>
+          </w:p>
+          <w:p>
+            <w:pPr>
+              <w:pStyle w:val="ListParagraph"/>
+              <w:numPr>
+                <w:ilvl w:val="0"/>
+                <w:numId w:val="2"/>
+              </w:numPr>
+              <w:pBdr>
+                <w:top w:val="nil"/>
+                <w:left w:val="nil"/>
+                <w:bottom w:val="nil"/>
+                <w:right w:val="nil"/>
+                <w:between w:val="nil"/>
+              </w:pBdr>
+              <w:spacing w:line="276" w:lineRule="auto"/>
+              <w:rPr>
+                <w:rFonts w:ascii="Times New Roman" w:eastAsia="Times New Roman" w:hAnsi="Times New Roman" w:cs="Times New Roman"/>
+                <w:sz w:val="24"/>
+                <w:szCs w:val="24"/>
+              </w:rPr>
+            </w:pPr>
+            <w:r>
+              <w:rPr>
+                <w:rFonts w:ascii="Times New Roman" w:eastAsia="Times New Roman" w:hAnsi="Times New Roman" w:cs="Times New Roman"/>
+                <w:sz w:val="24"/>
+                <w:szCs w:val="24"/>
+              </w:rPr>
+              <w:t xml:space="preserve">Lý tưởng (SP còn lại): </w:t>
+            </w:r>
+            <w:r>
+              <w:rPr>
+                <w:rFonts w:ascii="Times New Roman" w:eastAsia="Times New Roman" w:hAnsi="Times New Roman" w:cs="Times New Roman"/>
+                <w:sz w:val="24"/>
+                <w:szCs w:val="24"/>
+              </w:rPr>
+              <w:t>14,4SP</w:t>
+            </w:r>
+          </w:p>
+          <w:p>
+            <w:pPr>
+              <w:pStyle w:val="ListParagraph"/>
+              <w:numPr>
+                <w:ilvl w:val="0"/>
+                <w:numId w:val="2"/>
+              </w:numPr>
+              <w:pBdr>
+                <w:top w:val="nil"/>
+                <w:left w:val="nil"/>
+                <w:bottom w:val="nil"/>
+                <w:right w:val="nil"/>
+                <w:between w:val="nil"/>
+              </w:pBdr>
+              <w:spacing w:line="276" w:lineRule="auto"/>
+              <w:rPr>
+                <w:rFonts w:ascii="Times New Roman" w:eastAsia="Times New Roman" w:hAnsi="Times New Roman" w:cs="Times New Roman"/>
+                <w:sz w:val="24"/>
+                <w:szCs w:val="24"/>
+              </w:rPr>
+            </w:pPr>
+            <w:r>
+              <w:rPr>
+                <w:rFonts w:ascii="Times New Roman" w:eastAsia="Times New Roman" w:hAnsi="Times New Roman" w:cs="Times New Roman"/>
+                <w:sz w:val="24"/>
+                <w:szCs w:val="24"/>
+              </w:rPr>
+              <w:t>Chênh lệch: 21 - 14.4 = 6.6SP (tồn đọng nhiều hơn lý tưởng).</w:t>
+            </w:r>
+          </w:p>
+          <w:p>
+            <w:pPr>
+              <w:pStyle w:val="ListParagraph"/>
+              <w:numPr>
+                <w:ilvl w:val="0"/>
+                <w:numId w:val="2"/>
+              </w:numPr>
+              <w:pBdr>
+                <w:top w:val="nil"/>
+                <w:left w:val="nil"/>
+                <w:bottom w:val="nil"/>
+                <w:right w:val="nil"/>
+                <w:between w:val="nil"/>
+              </w:pBdr>
+              <w:spacing w:line="276" w:lineRule="auto"/>
+              <w:rPr>
+                <w:rFonts w:ascii="Times New Roman" w:eastAsia="Times New Roman" w:hAnsi="Times New Roman" w:cs="Times New Roman"/>
+                <w:sz w:val="24"/>
+                <w:szCs w:val="24"/>
+              </w:rPr>
+            </w:pPr>
+            <w:r>
+              <w:rPr>
+                <w:rFonts w:ascii="Times New Roman" w:eastAsia="Times New Roman" w:hAnsi="Times New Roman" w:cs="Times New Roman"/>
+                <w:b/>
+                <w:bCs/>
+                <w:sz w:val="24"/>
+                <w:szCs w:val="24"/>
+              </w:rPr>
+              <w:t>Kết luận:</w:t>
+            </w:r>
+            <w:r>
+              <w:rPr>
+                <w:rFonts w:ascii="Times New Roman" w:eastAsia="Times New Roman" w:hAnsi="Times New Roman" w:cs="Times New Roman"/>
+                <w:sz w:val="24"/>
+                <w:szCs w:val="24"/>
+              </w:rPr>
+              <w:t xml:space="preserve"> Đội đang </w:t>
+            </w:r>
+            <w:r>
+              <w:rPr>
+                <w:rFonts w:ascii="Times New Roman" w:eastAsia="Times New Roman" w:hAnsi="Times New Roman" w:cs="Times New Roman"/>
+                <w:sz w:val="24"/>
+                <w:szCs w:val="24"/>
+              </w:rPr>
+              <w:t>Behind Schedule</w:t>
+            </w:r>
+            <w:r>
+              <w:rPr>
+                <w:rFonts w:ascii="Times New Roman" w:eastAsia="Times New Roman" w:hAnsi="Times New Roman" w:cs="Times New Roman"/>
+                <w:sz w:val="24"/>
+                <w:szCs w:val="24"/>
+              </w:rPr>
+              <w:t xml:space="preserve"> (chậm tiến độ so với kế hoạch).</w:t>
+            </w:r>
           </w:p>
         </w:tc>
       </w:tr>
@@ -5021,6 +6126,77 @@
                 <w:szCs w:val="24"/>
               </w:rPr>
             </w:pPr>
+            <w:r>
+              <w:rPr>
+                <w:rFonts w:ascii="Times New Roman" w:eastAsia="Times New Roman" w:hAnsi="Times New Roman" w:cs="Times New Roman"/>
+                <w:b/>
+                <w:bCs/>
+                <w:sz w:val="24"/>
+                <w:szCs w:val="24"/>
+              </w:rPr>
+              <w:t>Dấu hiệu bất thường:</w:t>
+            </w:r>
+            <w:r>
+              <w:rPr>
+                <w:rFonts w:ascii="Times New Roman" w:eastAsia="Times New Roman" w:hAnsi="Times New Roman" w:cs="Times New Roman"/>
+                <w:sz w:val="24"/>
+                <w:szCs w:val="24"/>
+              </w:rPr>
+              <w:t xml:space="preserve"> Đường thực tế (Actual) đi ngang hoặc giảm rất ít qua nhiều ngày liên tiếp (ví dụ từ ngày 2 đến ngày 4, hoặc đoạn giữa Sprint không có Burndown dốc xuống).</w:t>
+            </w:r>
+          </w:p>
+          <w:p>
+            <w:pPr>
+              <w:pBdr>
+                <w:top w:val="nil"/>
+                <w:left w:val="nil"/>
+                <w:bottom w:val="nil"/>
+                <w:right w:val="nil"/>
+                <w:between w:val="nil"/>
+              </w:pBdr>
+              <w:spacing w:line="276" w:lineRule="auto"/>
+              <w:rPr>
+                <w:rFonts w:ascii="Times New Roman" w:eastAsia="Times New Roman" w:hAnsi="Times New Roman" w:cs="Times New Roman"/>
+                <w:sz w:val="24"/>
+                <w:szCs w:val="24"/>
+                <w:lang w:val="vi-VN"/>
+              </w:rPr>
+            </w:pPr>
+            <w:r>
+              <w:rPr>
+                <w:rFonts w:ascii="Times New Roman" w:eastAsia="Times New Roman" w:hAnsi="Times New Roman" w:cs="Times New Roman"/>
+                <w:b/>
+                <w:bCs/>
+                <w:sz w:val="24"/>
+                <w:szCs w:val="24"/>
+              </w:rPr>
+              <w:t>Rủi ro:</w:t>
+            </w:r>
+            <w:r>
+              <w:rPr>
+                <w:rFonts w:ascii="Times New Roman" w:eastAsia="Times New Roman" w:hAnsi="Times New Roman" w:cs="Times New Roman"/>
+                <w:sz w:val="24"/>
+                <w:szCs w:val="24"/>
+              </w:rPr>
+              <w:t xml:space="preserve"> Đội đang gặp tắc nghẽn kỹ thuật (impediment), phát sinh lỗi lớn hoặc đánh giá sai độ phức tạp công việc, dẫn đến nguy cơ cao không hoàn thành Sprint Goal và dồn việc vào cuối </w:t>
+            </w:r>
+            <w:r>
+              <w:rPr>
+                <w:rFonts w:ascii="Times New Roman" w:eastAsia="Times New Roman" w:hAnsi="Times New Roman" w:cs="Times New Roman"/>
+                <w:sz w:val="24"/>
+                <w:szCs w:val="24"/>
+              </w:rPr>
+              <w:t>Sprint</w:t>
+            </w:r>
+            <w:r>
+              <w:rPr>
+                <w:rFonts w:ascii="Times New Roman" w:eastAsia="Times New Roman" w:hAnsi="Times New Roman" w:cs="Times New Roman"/>
+                <w:sz w:val="24"/>
+                <w:szCs w:val="24"/>
+                <w:lang w:val="vi-VN"/>
+              </w:rPr>
+              <w:t>.</w:t>
+            </w:r>
           </w:p>
         </w:tc>
       </w:tr>
@@ -5293,6 +6469,14 @@
                 <w:szCs w:val="24"/>
               </w:rPr>
             </w:pPr>
+            <w:r>
+              <w:rPr>
+                <w:rFonts w:ascii="Times New Roman" w:eastAsia="Times New Roman" w:hAnsi="Times New Roman" w:cs="Times New Roman"/>
+                <w:sz w:val="24"/>
+                <w:szCs w:val="24"/>
+              </w:rPr>
+              <w:t>Demo trực tiếp tính năng theo dõi độ ẩm đất trên Increment, trả lời câu hỏi kỹ thuật: Developers</w:t>
+            </w:r>
           </w:p>
         </w:tc>
         <w:tc>
@@ -5322,6 +6506,14 @@
                 <w:szCs w:val="24"/>
               </w:rPr>
             </w:pPr>
+            <w:r>
+              <w:rPr>
+                <w:rFonts w:ascii="Times New Roman" w:eastAsia="Times New Roman" w:hAnsi="Times New Roman" w:cs="Times New Roman"/>
+                <w:sz w:val="24"/>
+                <w:szCs w:val="24"/>
+              </w:rPr>
+              <w:t>Điều phối buổi họp, giữ timebox, giữ trọng tâm vào Increment: Scrum Master</w:t>
+            </w:r>
           </w:p>
         </w:tc>
         <w:tc>
@@ -5349,8 +6541,17 @@
                 <w:rFonts w:ascii="Times New Roman" w:eastAsia="Times New Roman" w:hAnsi="Times New Roman" w:cs="Times New Roman"/>
                 <w:sz w:val="24"/>
                 <w:szCs w:val="24"/>
-              </w:rPr>
-            </w:pPr>
+                <w:lang w:val="vi-VN"/>
+              </w:rPr>
+            </w:pPr>
+            <w:r>
+              <w:rPr>
+                <w:rFonts w:ascii="Times New Roman" w:eastAsia="Times New Roman" w:hAnsi="Times New Roman" w:cs="Times New Roman"/>
+                <w:sz w:val="24"/>
+                <w:szCs w:val="24"/>
+              </w:rPr>
+              <w:t>Dùng thử và góp ý về tính năng theo dõi độ ẩm đất: Stakeholders</w:t>
+            </w:r>
           </w:p>
         </w:tc>
         <w:tc>
@@ -5378,8 +6579,17 @@
                 <w:rFonts w:ascii="Times New Roman" w:eastAsia="Times New Roman" w:hAnsi="Times New Roman" w:cs="Times New Roman"/>
                 <w:sz w:val="24"/>
                 <w:szCs w:val="24"/>
-              </w:rPr>
-            </w:pPr>
+                <w:lang w:val="vi-VN"/>
+              </w:rPr>
+            </w:pPr>
+            <w:r>
+              <w:rPr>
+                <w:rFonts w:ascii="Times New Roman" w:eastAsia="Times New Roman" w:hAnsi="Times New Roman" w:cs="Times New Roman"/>
+                <w:sz w:val="24"/>
+                <w:szCs w:val="24"/>
+              </w:rPr>
+              <w:t>Nêu Sprint Goal, cho biết hạng mục nào đã Done / chưa Done: Product Owner</w:t>
+            </w:r>
           </w:p>
         </w:tc>
       </w:tr>
@@ -5497,6 +6707,32 @@
                 <w:szCs w:val="24"/>
               </w:rPr>
             </w:pPr>
+            <w:r>
+              <w:rPr>
+                <w:rFonts w:ascii="Times New Roman" w:eastAsia="Times New Roman" w:hAnsi="Times New Roman" w:cs="Times New Roman"/>
+                <w:sz w:val="24"/>
+                <w:szCs w:val="24"/>
+              </w:rPr>
+              <w:t xml:space="preserve">Product Owner sẽ ghi nhận ý tưởng tính năng tự động bật tưới này vào </w:t>
+            </w:r>
+            <w:r>
+              <w:rPr>
+                <w:rFonts w:ascii="Times New Roman" w:eastAsia="Times New Roman" w:hAnsi="Times New Roman" w:cs="Times New Roman"/>
+                <w:b/>
+                <w:bCs/>
+                <w:sz w:val="24"/>
+                <w:szCs w:val="24"/>
+              </w:rPr>
+              <w:t>Product Backlog</w:t>
+            </w:r>
+            <w:r>
+              <w:rPr>
+                <w:rFonts w:ascii="Times New Roman" w:eastAsia="Times New Roman" w:hAnsi="Times New Roman" w:cs="Times New Roman"/>
+                <w:sz w:val="24"/>
+                <w:szCs w:val="24"/>
+              </w:rPr>
+              <w:t>, sau đó đánh giá lại mức độ ưu tiên, giá trị mang lại so với các mục tiêu kinh doanh khác để chủ động quyết định thời điểm đưa vào các Sprint tiếp theo (nếu phù hợp).</w:t>
+            </w:r>
           </w:p>
         </w:tc>
       </w:tr>
@@ -5526,6 +6762,244 @@
     </w:sectPr>
   </w:body>
 </w:document>
+</file>
+
+<file path=word/numbering.xml><?xml version="1.0" encoding="utf-8"?>
+<w:numbering xmlns:wpc="http://schemas.microsoft.com/office/word/2010/wordprocessingCanvas" xmlns:cx="http://schemas.microsoft.com/office/drawing/2014/chartex" xmlns:cx1="http://schemas.microsoft.com/office/drawing/2015/9/8/chartex" xmlns:cx2="http://schemas.microsoft.com/office/drawing/2015/10/21/chartex" xmlns:cx3="http://schemas.microsoft.com/office/drawing/2016/5/9/chartex" xmlns:cx4="http://schemas.microsoft.com/office/drawing/2016/5/10/chartex" xmlns:cx5="http://schemas.microsoft.com/office/drawing/2016/5/11/chartex" xmlns:cx6="http://schemas.microsoft.com/office/drawing/2016/5/12/chartex" xmlns:cx7="http://schemas.microsoft.com/office/drawing/2016/5/13/chartex" xmlns:cx8="http://schemas.microsoft.com/office/drawing/2016/5/14/chartex" xmlns:mc="http://schemas.openxmlformats.org/markup-compatibility/2006" xmlns:aink="http://schemas.microsoft.com/office/drawing/2016/ink" xmlns:am3d="http://schemas.microsoft.com/office/drawing/2017/model3d" xmlns:o="urn:schemas-microsoft-com:office:office" xmlns:oel="http://schemas.microsoft.com/office/2019/extlst" xmlns:r="http://schemas.openxmlformats.org/officeDocument/2006/relationships" xmlns:m="http://schemas.openxmlformats.org/officeDocument/2006/math" xmlns:v="urn:schemas-microsoft-com:vml" xmlns:wp14="http://schemas.microsoft.com/office/word/2010/wordprocessingDrawing" xmlns:wp="http://schemas.openxmlformats.org/drawingml/2006/wordprocessingDrawing" xmlns:w10="urn:schemas-microsoft-com:office:word" xmlns:w="http://schemas.openxmlformats.org/wordprocessingml/2006/main" xmlns:w14="http://schemas.microsoft.com/office/word/2010/wordml" xmlns:w15="http://schemas.microsoft.com/office/word/2012/wordml" xmlns:w16cex="http://schemas.microsoft.com/office/word/2018/wordml/cex" xmlns:w16cid="http://schemas.microsoft.com/office/word/2016/wordml/cid" xmlns:w16="http://schemas.microsoft.com/office/word/2018/wordml" xmlns:w16du="http://schemas.microsoft.com/office/word/2023/wordml/word16du" xmlns:w16sdtdh="http://schemas.microsoft.com/office/word/2020/wordml/sdtdatahash" xmlns:w16se="http://schemas.microsoft.com/office/word/2015/wordml/symex" xmlns:wpg="http://schemas.microsoft.com/office/word/2010/wordprocessingGroup" xmlns:wpi="http://schemas.microsoft.com/office/word/2010/wordprocessingInk" xmlns:wne="http://schemas.microsoft.com/office/word/2006/wordml" xmlns:wps="http://schemas.microsoft.com/office/word/2010/wordprocessingShape" mc:Ignorable="w14 w15 w16se w16cid w16 w16cex w16sdtdh w16du wp14">
+  <w:abstractNum w:abstractNumId="0" w15:restartNumberingAfterBreak="0">
+    <w:nsid w:val="1A833DA4"/>
+    <w:multiLevelType w:val="multilevel"/>
+    <w:tmpl w:val="04090021"/>
+    <w:lvl w:ilvl="0">
+      <w:start w:val="1"/>
+      <w:numFmt w:val="bullet"/>
+      <w:lvlText w:val=""/>
+      <w:lvlJc w:val="left"/>
+      <w:pPr>
+        <w:ind w:left="360" w:hanging="360"/>
+      </w:pPr>
+      <w:rPr>
+        <w:rFonts w:ascii="Wingdings" w:hAnsi="Wingdings" w:hint="default"/>
+      </w:rPr>
+    </w:lvl>
+    <w:lvl w:ilvl="1">
+      <w:start w:val="1"/>
+      <w:numFmt w:val="bullet"/>
+      <w:lvlText w:val=""/>
+      <w:lvlJc w:val="left"/>
+      <w:pPr>
+        <w:ind w:left="720" w:hanging="360"/>
+      </w:pPr>
+      <w:rPr>
+        <w:rFonts w:ascii="Wingdings" w:hAnsi="Wingdings" w:hint="default"/>
+      </w:rPr>
+    </w:lvl>
+    <w:lvl w:ilvl="2">
+      <w:start w:val="1"/>
+      <w:numFmt w:val="bullet"/>
+      <w:lvlText w:val=""/>
+      <w:lvlJc w:val="left"/>
+      <w:pPr>
+        <w:ind w:left="1080" w:hanging="360"/>
+      </w:pPr>
+      <w:rPr>
+        <w:rFonts w:ascii="Wingdings" w:hAnsi="Wingdings" w:hint="default"/>
+      </w:rPr>
+    </w:lvl>
+    <w:lvl w:ilvl="3">
+      <w:start w:val="1"/>
+      <w:numFmt w:val="bullet"/>
+      <w:lvlText w:val=""/>
+      <w:lvlJc w:val="left"/>
+      <w:pPr>
+        <w:ind w:left="1440" w:hanging="360"/>
+      </w:pPr>
+      <w:rPr>
+        <w:rFonts w:ascii="Symbol" w:hAnsi="Symbol" w:hint="default"/>
+      </w:rPr>
+    </w:lvl>
+    <w:lvl w:ilvl="4">
+      <w:start w:val="1"/>
+      <w:numFmt w:val="bullet"/>
+      <w:lvlText w:val=""/>
+      <w:lvlJc w:val="left"/>
+      <w:pPr>
+        <w:ind w:left="1800" w:hanging="360"/>
+      </w:pPr>
+      <w:rPr>
+        <w:rFonts w:ascii="Symbol" w:hAnsi="Symbol" w:hint="default"/>
+      </w:rPr>
+    </w:lvl>
+    <w:lvl w:ilvl="5">
+      <w:start w:val="1"/>
+      <w:numFmt w:val="bullet"/>
+      <w:lvlText w:val=""/>
+      <w:lvlJc w:val="left"/>
+      <w:pPr>
+        <w:ind w:left="2160" w:hanging="360"/>
+      </w:pPr>
+      <w:rPr>
+        <w:rFonts w:ascii="Wingdings" w:hAnsi="Wingdings" w:hint="default"/>
+      </w:rPr>
+    </w:lvl>
+    <w:lvl w:ilvl="6">
+      <w:start w:val="1"/>
+      <w:numFmt w:val="bullet"/>
+      <w:lvlText w:val=""/>
+      <w:lvlJc w:val="left"/>
+      <w:pPr>
+        <w:ind w:left="2520" w:hanging="360"/>
+      </w:pPr>
+      <w:rPr>
+        <w:rFonts w:ascii="Wingdings" w:hAnsi="Wingdings" w:hint="default"/>
+      </w:rPr>
+    </w:lvl>
+    <w:lvl w:ilvl="7">
+      <w:start w:val="1"/>
+      <w:numFmt w:val="bullet"/>
+      <w:lvlText w:val=""/>
+      <w:lvlJc w:val="left"/>
+      <w:pPr>
+        <w:ind w:left="2880" w:hanging="360"/>
+      </w:pPr>
+      <w:rPr>
+        <w:rFonts w:ascii="Symbol" w:hAnsi="Symbol" w:hint="default"/>
+      </w:rPr>
+    </w:lvl>
+    <w:lvl w:ilvl="8">
+      <w:start w:val="1"/>
+      <w:numFmt w:val="bullet"/>
+      <w:lvlText w:val=""/>
+      <w:lvlJc w:val="left"/>
+      <w:pPr>
+        <w:ind w:left="3240" w:hanging="360"/>
+      </w:pPr>
+      <w:rPr>
+        <w:rFonts w:ascii="Symbol" w:hAnsi="Symbol" w:hint="default"/>
+      </w:rPr>
+    </w:lvl>
+  </w:abstractNum>
+  <w:abstractNum w:abstractNumId="1" w15:restartNumberingAfterBreak="0">
+    <w:nsid w:val="3EB4488A"/>
+    <w:multiLevelType w:val="hybridMultilevel"/>
+    <w:tmpl w:val="B462A58C"/>
+    <w:lvl w:ilvl="0" w:tplc="57B2B852">
+      <w:start w:val="1"/>
+      <w:numFmt w:val="bullet"/>
+      <w:lvlText w:val="-"/>
+      <w:lvlJc w:val="left"/>
+      <w:pPr>
+        <w:ind w:left="720" w:hanging="360"/>
+      </w:pPr>
+      <w:rPr>
+        <w:rFonts w:ascii="Times New Roman" w:eastAsia="Times New Roman" w:hAnsi="Times New Roman" w:cs="Times New Roman" w:hint="default"/>
+        <w:b/>
+      </w:rPr>
+    </w:lvl>
+    <w:lvl w:ilvl="1" w:tplc="04090003" w:tentative="1">
+      <w:start w:val="1"/>
+      <w:numFmt w:val="bullet"/>
+      <w:lvlText w:val="o"/>
+      <w:lvlJc w:val="left"/>
+      <w:pPr>
+        <w:ind w:left="1440" w:hanging="360"/>
+      </w:pPr>
+      <w:rPr>
+        <w:rFonts w:ascii="Courier New" w:hAnsi="Courier New" w:cs="Courier New" w:hint="default"/>
+      </w:rPr>
+    </w:lvl>
+    <w:lvl w:ilvl="2" w:tplc="04090005" w:tentative="1">
+      <w:start w:val="1"/>
+      <w:numFmt w:val="bullet"/>
+      <w:lvlText w:val=""/>
+      <w:lvlJc w:val="left"/>
+      <w:pPr>
+        <w:ind w:left="2160" w:hanging="360"/>
+      </w:pPr>
+      <w:rPr>
+        <w:rFonts w:ascii="Wingdings" w:hAnsi="Wingdings" w:hint="default"/>
+      </w:rPr>
+    </w:lvl>
+    <w:lvl w:ilvl="3" w:tplc="04090001" w:tentative="1">
+      <w:start w:val="1"/>
+      <w:numFmt w:val="bullet"/>
+      <w:lvlText w:val=""/>
+      <w:lvlJc w:val="left"/>
+      <w:pPr>
+        <w:ind w:left="2880" w:hanging="360"/>
+      </w:pPr>
+      <w:rPr>
+        <w:rFonts w:ascii="Symbol" w:hAnsi="Symbol" w:hint="default"/>
+      </w:rPr>
+    </w:lvl>
+    <w:lvl w:ilvl="4" w:tplc="04090003" w:tentative="1">
+      <w:start w:val="1"/>
+      <w:numFmt w:val="bullet"/>
+      <w:lvlText w:val="o"/>
+      <w:lvlJc w:val="left"/>
+      <w:pPr>
+        <w:ind w:left="3600" w:hanging="360"/>
+      </w:pPr>
+      <w:rPr>
+        <w:rFonts w:ascii="Courier New" w:hAnsi="Courier New" w:cs="Courier New" w:hint="default"/>
+      </w:rPr>
+    </w:lvl>
+    <w:lvl w:ilvl="5" w:tplc="04090005" w:tentative="1">
+      <w:start w:val="1"/>
+      <w:numFmt w:val="bullet"/>
+      <w:lvlText w:val=""/>
+      <w:lvlJc w:val="left"/>
+      <w:pPr>
+        <w:ind w:left="4320" w:hanging="360"/>
+      </w:pPr>
+      <w:rPr>
+        <w:rFonts w:ascii="Wingdings" w:hAnsi="Wingdings" w:hint="default"/>
+      </w:rPr>
+    </w:lvl>
+    <w:lvl w:ilvl="6" w:tplc="04090001" w:tentative="1">
+      <w:start w:val="1"/>
+      <w:numFmt w:val="bullet"/>
+      <w:lvlText w:val=""/>
+      <w:lvlJc w:val="left"/>
+      <w:pPr>
+        <w:ind w:left="5040" w:hanging="360"/>
+      </w:pPr>
+      <w:rPr>
+        <w:rFonts w:ascii="Symbol" w:hAnsi="Symbol" w:hint="default"/>
+      </w:rPr>
+    </w:lvl>
+    <w:lvl w:ilvl="7" w:tplc="04090003" w:tentative="1">
+      <w:start w:val="1"/>
+      <w:numFmt w:val="bullet"/>
+      <w:lvlText w:val="o"/>
+      <w:lvlJc w:val="left"/>
+      <w:pPr>
+        <w:ind w:left="5760" w:hanging="360"/>
+      </w:pPr>
+      <w:rPr>
+        <w:rFonts w:ascii="Courier New" w:hAnsi="Courier New" w:cs="Courier New" w:hint="default"/>
+      </w:rPr>
+    </w:lvl>
+    <w:lvl w:ilvl="8" w:tplc="04090005" w:tentative="1">
+      <w:start w:val="1"/>
+      <w:numFmt w:val="bullet"/>
+      <w:lvlText w:val=""/>
+      <w:lvlJc w:val="left"/>
+      <w:pPr>
+        <w:ind w:left="6480" w:hanging="360"/>
+      </w:pPr>
+      <w:rPr>
+        <w:rFonts w:ascii="Wingdings" w:hAnsi="Wingdings" w:hint="default"/>
+      </w:rPr>
+    </w:lvl>
+  </w:abstractNum>
+  <w:num w:numId="1" w16cid:durableId="528303799">
+    <w:abstractNumId w:val="1"/>
+  </w:num>
+  <w:num w:numId="2" w16cid:durableId="1866409402">
+    <w:abstractNumId w:val="0"/>
+  </w:num>
+</w:numbering>
 </file>
 
 <file path=word/styles.xml><?xml version="1.0" encoding="utf-8"?>
@@ -5926,6 +7400,7 @@
   <w:style w:type="paragraph" w:default="1" w:styleId="Normal">
     <w:name w:val="Normal"/>
     <w:qFormat/>
+    <w:rsid w:val="00B054F2"/>
   </w:style>
   <w:style w:type="paragraph" w:styleId="Heading1">
     <w:name w:val="heading 1"/>
@@ -6269,6 +7744,17 @@
       <w:tblStyleColBandSize w:val="1"/>
     </w:tblPr>
   </w:style>
+  <w:style w:type="paragraph" w:styleId="ListParagraph">
+    <w:name w:val="List Paragraph"/>
+    <w:basedOn w:val="Normal"/>
+    <w:uiPriority w:val="34"/>
+    <w:qFormat/>
+    <w:rsid w:val="009211BC"/>
+    <w:pPr>
+      <w:ind w:left="720"/>
+      <w:contextualSpacing/>
+    </w:pPr>
+  </w:style>
 </w:styles>
 </file>
 
